--- a/flow/20230914_vu_template/drafts/2024-02-g/22-ЧТ-Віднйдення мощей в Євг..docx
+++ b/flow/20230914_vu_template/drafts/2024-02-g/22-ЧТ-Віднйдення мощей в Євг..docx
@@ -3,6 +3,24 @@
 <w:document xmlns:mc="http://schemas.openxmlformats.org/markup-compatibility/2006" xmlns:o="urn:schemas-microsoft-com:office:office" xmlns:r="http://schemas.openxmlformats.org/officeDocument/2006/relationships" xmlns:m="http://schemas.openxmlformats.org/officeDocument/2006/math" xmlns:v="urn:schemas-microsoft-com:vml" xmlns:wp="http://schemas.openxmlformats.org/drawingml/2006/wordprocessingDrawing" xmlns:w10="urn:schemas-microsoft-com:office:word" xmlns:w="http://schemas.openxmlformats.org/wordprocessingml/2006/main" xmlns:wne="http://schemas.microsoft.com/office/word/2006/wordml" xmlns:sl="http://schemas.openxmlformats.org/schemaLibrary/2006/main" xmlns:a="http://schemas.openxmlformats.org/drawingml/2006/main" xmlns:pic="http://schemas.openxmlformats.org/drawingml/2006/picture" xmlns:c="http://schemas.openxmlformats.org/drawingml/2006/chart" xmlns:lc="http://schemas.openxmlformats.org/drawingml/2006/lockedCanvas" xmlns:dgm="http://schemas.openxmlformats.org/drawingml/2006/diagram" xmlns:wps="http://schemas.microsoft.com/office/word/2010/wordprocessingShape" xmlns:wpg="http://schemas.microsoft.com/office/word/2010/wordprocessingGroup" xmlns:w14="http://schemas.microsoft.com/office/word/2010/wordml" xmlns:w15="http://schemas.microsoft.com/office/word/2012/wordml">
   <w:body>
     <w:p>
+      <w:r>
+        <w:rPr>
+          <w:rFonts w:ascii="Times New Roman" w:hAnsi="Times New Roman"/>
+          <w:sz w:val="24"/>
+        </w:rPr>
+        <w:t>Лютий 22 Четвер</w:t>
+      </w:r>
+    </w:p>
+    <w:p>
+      <w:r>
+        <w:rPr>
+          <w:rFonts w:ascii="Times New Roman" w:hAnsi="Times New Roman"/>
+          <w:sz w:val="24"/>
+        </w:rPr>
+        <w:t>Віднайдення чесних мощів святих мучеників, що в Євгенії</w:t>
+      </w:r>
+    </w:p>
+    <w:p>
       <w:pPr>
         <w:pStyle w:val="Heading1"/>
         <w:spacing w:after="120" w:lineRule="auto"/>
@@ -33,14 +51,41 @@
       </w:pPr>
       <w:r>
         <w:rPr>
-          <w:rFonts w:ascii="Times New Roman" w:cs="Times New Roman" w:eastAsia="Times New Roman" w:hAnsi="Times New Roman"/>
-          <w:i w:val="1"/>
-          <w:color w:val="ff0000"/>
-          <w:sz w:val="24"/>
-          <w:szCs w:val="24"/>
-          <w:rtl w:val="0"/>
-        </w:rPr>
-        <w:t xml:space="preserve">Священик:</w:t>
+          <w:rFonts w:ascii="Times New Roman" w:hAnsi="Times New Roman"/>
+          <w:i/>
+          <w:color w:val="FF4400"/>
+          <w:sz w:val="24"/>
+        </w:rPr>
+        <w:t>Священик:</w:t>
+      </w:r>
+      <w:r>
+        <w:rPr>
+          <w:rFonts w:ascii="Times New Roman" w:hAnsi="Times New Roman"/>
+          <w:sz w:val="24"/>
+        </w:rPr>
+        <w:t xml:space="preserve"> Благословенний Бог наш завжди, нині і повсякчас, і на віки віків.</w:t>
+      </w:r>
+    </w:p>
+    <w:p>
+      <w:pPr>
+        <w:spacing w:after="120" w:lineRule="auto"/>
+        <w:jc w:val="both"/>
+        <w:rPr>
+          <w:rFonts w:ascii="Times New Roman" w:cs="Times New Roman" w:eastAsia="Times New Roman" w:hAnsi="Times New Roman"/>
+          <w:sz w:val="24"/>
+          <w:szCs w:val="24"/>
+        </w:rPr>
+      </w:pPr>
+      <w:r>
+        <w:rPr>
+          <w:rFonts w:ascii="Times New Roman" w:cs="Times New Roman" w:eastAsia="Times New Roman" w:hAnsi="Times New Roman"/>
+          <w:i w:val="1"/>
+          <w:color w:val="ff0000"/>
+          <w:sz w:val="24"/>
+          <w:szCs w:val="24"/>
+          <w:rtl w:val="0"/>
+        </w:rPr>
+        <w:t xml:space="preserve">Вірні:</w:t>
       </w:r>
       <w:r>
         <w:rPr>
@@ -59,34 +104,130 @@
           <w:szCs w:val="24"/>
           <w:rtl w:val="0"/>
         </w:rPr>
-        <w:t xml:space="preserve">Благословенний Бог наш завжди, нині і повсякчас, і на віки віків.</w:t>
-      </w:r>
-    </w:p>
-    <w:p>
-      <w:pPr>
-        <w:spacing w:after="120" w:lineRule="auto"/>
-        <w:jc w:val="both"/>
-        <w:rPr>
-          <w:rFonts w:ascii="Times New Roman" w:cs="Times New Roman" w:eastAsia="Times New Roman" w:hAnsi="Times New Roman"/>
-          <w:sz w:val="24"/>
-          <w:szCs w:val="24"/>
-        </w:rPr>
-      </w:pPr>
-      <w:r>
-        <w:rPr>
-          <w:rFonts w:ascii="Times New Roman" w:cs="Times New Roman" w:eastAsia="Times New Roman" w:hAnsi="Times New Roman"/>
-          <w:i w:val="1"/>
-          <w:color w:val="ff0000"/>
-          <w:sz w:val="24"/>
-          <w:szCs w:val="24"/>
-          <w:rtl w:val="0"/>
-        </w:rPr>
-        <w:t xml:space="preserve">Вірні:</w:t>
-      </w:r>
-      <w:r>
-        <w:rPr>
-          <w:rFonts w:ascii="Times New Roman" w:cs="Times New Roman" w:eastAsia="Times New Roman" w:hAnsi="Times New Roman"/>
-          <w:color w:val="ff0000"/>
+        <w:t xml:space="preserve">Амінь. Слава тобі, Боже наш, слава тобі.</w:t>
+      </w:r>
+    </w:p>
+    <w:p>
+      <w:pPr>
+        <w:spacing w:after="120" w:lineRule="auto"/>
+        <w:jc w:val="both"/>
+        <w:rPr>
+          <w:rFonts w:ascii="Times New Roman" w:cs="Times New Roman" w:eastAsia="Times New Roman" w:hAnsi="Times New Roman"/>
+          <w:sz w:val="24"/>
+          <w:szCs w:val="24"/>
+        </w:rPr>
+      </w:pPr>
+      <w:r>
+        <w:rPr>
+          <w:rFonts w:ascii="Times New Roman" w:cs="Times New Roman" w:eastAsia="Times New Roman" w:hAnsi="Times New Roman"/>
+          <w:sz w:val="24"/>
+          <w:szCs w:val="24"/>
+          <w:rtl w:val="0"/>
+        </w:rPr>
+        <w:t xml:space="preserve">Царю небесний, утішителю, Душе істини,* що всюди єси і все наповняєш,* скарбе дібр і життя подателю,* прийди і вселися в нас,* і очисти нас від усякої скверни,* і спаси, Благий, душі наші.</w:t>
+      </w:r>
+    </w:p>
+    <w:p>
+      <w:pPr>
+        <w:spacing w:after="120" w:lineRule="auto"/>
+        <w:jc w:val="both"/>
+        <w:rPr>
+          <w:rFonts w:ascii="Times New Roman" w:cs="Times New Roman" w:eastAsia="Times New Roman" w:hAnsi="Times New Roman"/>
+          <w:i w:val="1"/>
+          <w:sz w:val="24"/>
+          <w:szCs w:val="24"/>
+        </w:rPr>
+      </w:pPr>
+      <w:r>
+        <w:rPr>
+          <w:rFonts w:ascii="Times New Roman" w:cs="Times New Roman" w:eastAsia="Times New Roman" w:hAnsi="Times New Roman"/>
+          <w:sz w:val="24"/>
+          <w:szCs w:val="24"/>
+          <w:rtl w:val="0"/>
+        </w:rPr>
+        <w:t xml:space="preserve">Святий Боже, святий Кріпкий, святий Безсмертний, помилуй нас </w:t>
+      </w:r>
+      <w:r>
+        <w:rPr>
+          <w:rFonts w:ascii="Times New Roman" w:cs="Times New Roman" w:eastAsia="Times New Roman" w:hAnsi="Times New Roman"/>
+          <w:i w:val="1"/>
+          <w:color w:val="ff0000"/>
+          <w:sz w:val="24"/>
+          <w:szCs w:val="24"/>
+          <w:rtl w:val="0"/>
+        </w:rPr>
+        <w:t xml:space="preserve">(3 р.)</w:t>
+      </w:r>
+      <w:r>
+        <w:rPr>
+          <w:rtl w:val="0"/>
+        </w:rPr>
+      </w:r>
+    </w:p>
+    <w:p>
+      <w:pPr>
+        <w:spacing w:after="120" w:lineRule="auto"/>
+        <w:jc w:val="both"/>
+        <w:rPr>
+          <w:rFonts w:ascii="Times New Roman" w:cs="Times New Roman" w:eastAsia="Times New Roman" w:hAnsi="Times New Roman"/>
+          <w:sz w:val="24"/>
+          <w:szCs w:val="24"/>
+        </w:rPr>
+      </w:pPr>
+      <w:r>
+        <w:rPr>
+          <w:rFonts w:ascii="Times New Roman" w:cs="Times New Roman" w:eastAsia="Times New Roman" w:hAnsi="Times New Roman"/>
+          <w:sz w:val="24"/>
+          <w:szCs w:val="24"/>
+          <w:rtl w:val="0"/>
+        </w:rPr>
+        <w:t xml:space="preserve">Слава Отцю, і Сину, і Святому Духові,* і нині і повсякчас, і на віки віків. Амінь.</w:t>
+      </w:r>
+    </w:p>
+    <w:p>
+      <w:pPr>
+        <w:spacing w:after="120" w:lineRule="auto"/>
+        <w:jc w:val="both"/>
+        <w:rPr>
+          <w:rFonts w:ascii="Times New Roman" w:cs="Times New Roman" w:eastAsia="Times New Roman" w:hAnsi="Times New Roman"/>
+          <w:sz w:val="24"/>
+          <w:szCs w:val="24"/>
+        </w:rPr>
+      </w:pPr>
+      <w:r>
+        <w:rPr>
+          <w:rFonts w:ascii="Times New Roman" w:cs="Times New Roman" w:eastAsia="Times New Roman" w:hAnsi="Times New Roman"/>
+          <w:sz w:val="24"/>
+          <w:szCs w:val="24"/>
+          <w:rtl w:val="0"/>
+        </w:rPr>
+        <w:t xml:space="preserve">Пресвята Тройце, помилуй нас;* Господи, очисти гріхи наші;* Владико, прости беззаконня наші;* Святий, завітай і зціли немочі наші імени твого ради.</w:t>
+      </w:r>
+    </w:p>
+    <w:p>
+      <w:pPr>
+        <w:spacing w:after="120" w:lineRule="auto"/>
+        <w:jc w:val="both"/>
+        <w:rPr>
+          <w:rFonts w:ascii="Times New Roman" w:cs="Times New Roman" w:eastAsia="Times New Roman" w:hAnsi="Times New Roman"/>
+          <w:i w:val="1"/>
+          <w:sz w:val="24"/>
+          <w:szCs w:val="24"/>
+        </w:rPr>
+      </w:pPr>
+      <w:r>
+        <w:rPr>
+          <w:rFonts w:ascii="Times New Roman" w:cs="Times New Roman" w:eastAsia="Times New Roman" w:hAnsi="Times New Roman"/>
+          <w:sz w:val="24"/>
+          <w:szCs w:val="24"/>
+          <w:rtl w:val="0"/>
+        </w:rPr>
+        <w:t xml:space="preserve">Господи, помилуй</w:t>
+      </w:r>
+      <w:r>
+        <w:rPr>
+          <w:rFonts w:ascii="Times New Roman" w:cs="Times New Roman" w:eastAsia="Times New Roman" w:hAnsi="Times New Roman"/>
+          <w:i w:val="1"/>
           <w:sz w:val="24"/>
           <w:szCs w:val="24"/>
           <w:rtl w:val="0"/>
@@ -96,56 +237,6 @@
       <w:r>
         <w:rPr>
           <w:rFonts w:ascii="Times New Roman" w:cs="Times New Roman" w:eastAsia="Times New Roman" w:hAnsi="Times New Roman"/>
-          <w:sz w:val="24"/>
-          <w:szCs w:val="24"/>
-          <w:rtl w:val="0"/>
-        </w:rPr>
-        <w:t xml:space="preserve">Амінь. Слава тобі, Боже наш, слава тобі.</w:t>
-      </w:r>
-    </w:p>
-    <w:p>
-      <w:pPr>
-        <w:spacing w:after="120" w:lineRule="auto"/>
-        <w:jc w:val="both"/>
-        <w:rPr>
-          <w:rFonts w:ascii="Times New Roman" w:cs="Times New Roman" w:eastAsia="Times New Roman" w:hAnsi="Times New Roman"/>
-          <w:sz w:val="24"/>
-          <w:szCs w:val="24"/>
-        </w:rPr>
-      </w:pPr>
-      <w:r>
-        <w:rPr>
-          <w:rFonts w:ascii="Times New Roman" w:cs="Times New Roman" w:eastAsia="Times New Roman" w:hAnsi="Times New Roman"/>
-          <w:sz w:val="24"/>
-          <w:szCs w:val="24"/>
-          <w:rtl w:val="0"/>
-        </w:rPr>
-        <w:t xml:space="preserve">Царю небесний, утішителю, Душе істини,* що всюди єси і все наповняєш,* скарбе дібр і життя подателю,* прийди і вселися в нас,* і очисти нас від усякої скверни,* і спаси, Благий, душі наші.</w:t>
-      </w:r>
-    </w:p>
-    <w:p>
-      <w:pPr>
-        <w:spacing w:after="120" w:lineRule="auto"/>
-        <w:jc w:val="both"/>
-        <w:rPr>
-          <w:rFonts w:ascii="Times New Roman" w:cs="Times New Roman" w:eastAsia="Times New Roman" w:hAnsi="Times New Roman"/>
-          <w:i w:val="1"/>
-          <w:sz w:val="24"/>
-          <w:szCs w:val="24"/>
-        </w:rPr>
-      </w:pPr>
-      <w:r>
-        <w:rPr>
-          <w:rFonts w:ascii="Times New Roman" w:cs="Times New Roman" w:eastAsia="Times New Roman" w:hAnsi="Times New Roman"/>
-          <w:sz w:val="24"/>
-          <w:szCs w:val="24"/>
-          <w:rtl w:val="0"/>
-        </w:rPr>
-        <w:t xml:space="preserve">Святий Боже, святий Кріпкий, святий Безсмертний, помилуй нас </w:t>
-      </w:r>
-      <w:r>
-        <w:rPr>
-          <w:rFonts w:ascii="Times New Roman" w:cs="Times New Roman" w:eastAsia="Times New Roman" w:hAnsi="Times New Roman"/>
           <w:i w:val="1"/>
           <w:color w:val="ff0000"/>
           <w:sz w:val="24"/>
@@ -177,53 +268,12 @@
           <w:szCs w:val="24"/>
           <w:rtl w:val="0"/>
         </w:rPr>
-        <w:t xml:space="preserve">Слава Отцю, і Сину, і Святому Духові,* і нині і повсякчас, і на віки віків. Амінь.</w:t>
-      </w:r>
-    </w:p>
-    <w:p>
-      <w:pPr>
-        <w:spacing w:after="120" w:lineRule="auto"/>
-        <w:jc w:val="both"/>
-        <w:rPr>
-          <w:rFonts w:ascii="Times New Roman" w:cs="Times New Roman" w:eastAsia="Times New Roman" w:hAnsi="Times New Roman"/>
-          <w:sz w:val="24"/>
-          <w:szCs w:val="24"/>
-        </w:rPr>
-      </w:pPr>
-      <w:r>
-        <w:rPr>
-          <w:rFonts w:ascii="Times New Roman" w:cs="Times New Roman" w:eastAsia="Times New Roman" w:hAnsi="Times New Roman"/>
-          <w:sz w:val="24"/>
-          <w:szCs w:val="24"/>
-          <w:rtl w:val="0"/>
-        </w:rPr>
-        <w:t xml:space="preserve">Пресвята Тройце, помилуй нас;* Господи, очисти гріхи наші;* Владико, прости беззаконня наші;* Святий, завітай і зціли немочі наші імени твого ради.</w:t>
-      </w:r>
-    </w:p>
-    <w:p>
-      <w:pPr>
-        <w:spacing w:after="120" w:lineRule="auto"/>
-        <w:jc w:val="both"/>
-        <w:rPr>
-          <w:rFonts w:ascii="Times New Roman" w:cs="Times New Roman" w:eastAsia="Times New Roman" w:hAnsi="Times New Roman"/>
-          <w:i w:val="1"/>
-          <w:sz w:val="24"/>
-          <w:szCs w:val="24"/>
-        </w:rPr>
-      </w:pPr>
-      <w:r>
-        <w:rPr>
-          <w:rFonts w:ascii="Times New Roman" w:cs="Times New Roman" w:eastAsia="Times New Roman" w:hAnsi="Times New Roman"/>
-          <w:sz w:val="24"/>
-          <w:szCs w:val="24"/>
-          <w:rtl w:val="0"/>
-        </w:rPr>
-        <w:t xml:space="preserve">Господи, помилуй</w:t>
-      </w:r>
-      <w:r>
-        <w:rPr>
-          <w:rFonts w:ascii="Times New Roman" w:cs="Times New Roman" w:eastAsia="Times New Roman" w:hAnsi="Times New Roman"/>
-          <w:i w:val="1"/>
+        <w:t xml:space="preserve">Слава Отцю, і Сину, і Святому Духові.* І</w:t>
+      </w:r>
+      <w:r>
+        <w:rPr>
+          <w:rFonts w:ascii="Times New Roman" w:cs="Times New Roman" w:eastAsia="Times New Roman" w:hAnsi="Times New Roman"/>
+          <w:b w:val="1"/>
           <w:sz w:val="24"/>
           <w:szCs w:val="24"/>
           <w:rtl w:val="0"/>
@@ -233,52 +283,6 @@
       <w:r>
         <w:rPr>
           <w:rFonts w:ascii="Times New Roman" w:cs="Times New Roman" w:eastAsia="Times New Roman" w:hAnsi="Times New Roman"/>
-          <w:i w:val="1"/>
-          <w:color w:val="ff0000"/>
-          <w:sz w:val="24"/>
-          <w:szCs w:val="24"/>
-          <w:rtl w:val="0"/>
-        </w:rPr>
-        <w:t xml:space="preserve">(3 р.)</w:t>
-      </w:r>
-      <w:r>
-        <w:rPr>
-          <w:rtl w:val="0"/>
-        </w:rPr>
-      </w:r>
-    </w:p>
-    <w:p>
-      <w:pPr>
-        <w:spacing w:after="120" w:lineRule="auto"/>
-        <w:jc w:val="both"/>
-        <w:rPr>
-          <w:rFonts w:ascii="Times New Roman" w:cs="Times New Roman" w:eastAsia="Times New Roman" w:hAnsi="Times New Roman"/>
-          <w:sz w:val="24"/>
-          <w:szCs w:val="24"/>
-        </w:rPr>
-      </w:pPr>
-      <w:r>
-        <w:rPr>
-          <w:rFonts w:ascii="Times New Roman" w:cs="Times New Roman" w:eastAsia="Times New Roman" w:hAnsi="Times New Roman"/>
-          <w:sz w:val="24"/>
-          <w:szCs w:val="24"/>
-          <w:rtl w:val="0"/>
-        </w:rPr>
-        <w:t xml:space="preserve">Слава Отцю, і Сину, і Святому Духові.* І</w:t>
-      </w:r>
-      <w:r>
-        <w:rPr>
-          <w:rFonts w:ascii="Times New Roman" w:cs="Times New Roman" w:eastAsia="Times New Roman" w:hAnsi="Times New Roman"/>
-          <w:b w:val="1"/>
-          <w:sz w:val="24"/>
-          <w:szCs w:val="24"/>
-          <w:rtl w:val="0"/>
-        </w:rPr>
-        <w:t xml:space="preserve"> </w:t>
-      </w:r>
-      <w:r>
-        <w:rPr>
-          <w:rFonts w:ascii="Times New Roman" w:cs="Times New Roman" w:eastAsia="Times New Roman" w:hAnsi="Times New Roman"/>
           <w:sz w:val="24"/>
           <w:szCs w:val="24"/>
           <w:rtl w:val="0"/>
@@ -318,21 +322,17 @@
       </w:pPr>
       <w:r>
         <w:rPr>
-          <w:rFonts w:ascii="Times New Roman" w:cs="Times New Roman" w:eastAsia="Times New Roman" w:hAnsi="Times New Roman"/>
-          <w:i w:val="1"/>
-          <w:color w:val="ff0000"/>
-          <w:sz w:val="24"/>
-          <w:szCs w:val="24"/>
-          <w:rtl w:val="0"/>
-        </w:rPr>
-        <w:t xml:space="preserve">Священик:</w:t>
-      </w:r>
-      <w:r>
-        <w:rPr>
-          <w:rFonts w:ascii="Times New Roman" w:cs="Times New Roman" w:eastAsia="Times New Roman" w:hAnsi="Times New Roman"/>
-          <w:sz w:val="24"/>
-          <w:szCs w:val="24"/>
-          <w:rtl w:val="0"/>
+          <w:rFonts w:ascii="Times New Roman" w:hAnsi="Times New Roman"/>
+          <w:i/>
+          <w:color w:val="FF4400"/>
+          <w:sz w:val="24"/>
+        </w:rPr>
+        <w:t>Священик:</w:t>
+      </w:r>
+      <w:r>
+        <w:rPr>
+          <w:rFonts w:ascii="Times New Roman" w:hAnsi="Times New Roman"/>
+          <w:sz w:val="24"/>
         </w:rPr>
         <w:t xml:space="preserve"> Бо твоє є царство, і сила, і слава, Отця, і Сина, і Святого Духа, нині і повсякчас, і на віки віків.</w:t>
       </w:r>
@@ -2448,21 +2448,17 @@
       </w:pPr>
       <w:r>
         <w:rPr>
-          <w:rFonts w:ascii="Times New Roman" w:cs="Times New Roman" w:eastAsia="Times New Roman" w:hAnsi="Times New Roman"/>
-          <w:i w:val="1"/>
-          <w:color w:val="ff0000"/>
-          <w:sz w:val="24"/>
-          <w:szCs w:val="24"/>
-          <w:rtl w:val="0"/>
-        </w:rPr>
-        <w:t xml:space="preserve">Священик:</w:t>
-      </w:r>
-      <w:r>
-        <w:rPr>
-          <w:rFonts w:ascii="Times New Roman" w:cs="Times New Roman" w:eastAsia="Times New Roman" w:hAnsi="Times New Roman"/>
-          <w:sz w:val="24"/>
-          <w:szCs w:val="24"/>
-          <w:rtl w:val="0"/>
+          <w:rFonts w:ascii="Times New Roman" w:hAnsi="Times New Roman"/>
+          <w:i/>
+          <w:color w:val="FF4400"/>
+          <w:sz w:val="24"/>
+        </w:rPr>
+        <w:t>Священик:</w:t>
+      </w:r>
+      <w:r>
+        <w:rPr>
+          <w:rFonts w:ascii="Times New Roman" w:hAnsi="Times New Roman"/>
+          <w:sz w:val="24"/>
         </w:rPr>
         <w:t xml:space="preserve"> Бо тобі належить усяка слава, честь і поклоніння, Отцю, і Сину, і Святому Духові, нині і повсякчас, і на віки віків.</w:t>
       </w:r>
@@ -3776,33 +3772,19 @@
       </w:pPr>
       <w:r>
         <w:rPr>
-          <w:rFonts w:ascii="Times New Roman" w:cs="Times New Roman" w:eastAsia="Times New Roman" w:hAnsi="Times New Roman"/>
-          <w:i w:val="1"/>
-          <w:color w:val="ff0000"/>
-          <w:sz w:val="24"/>
-          <w:szCs w:val="24"/>
-          <w:rtl w:val="0"/>
-        </w:rPr>
-        <w:t xml:space="preserve">Священик:</w:t>
-      </w:r>
-      <w:r>
-        <w:rPr>
-          <w:rFonts w:ascii="Times New Roman" w:cs="Times New Roman" w:eastAsia="Times New Roman" w:hAnsi="Times New Roman"/>
-          <w:color w:val="ff0000"/>
-          <w:sz w:val="24"/>
-          <w:szCs w:val="24"/>
-          <w:rtl w:val="0"/>
-        </w:rPr>
-        <w:t xml:space="preserve"> </w:t>
-      </w:r>
-      <w:r>
-        <w:rPr>
-          <w:rFonts w:ascii="Times New Roman" w:cs="Times New Roman" w:eastAsia="Times New Roman" w:hAnsi="Times New Roman"/>
-          <w:sz w:val="24"/>
-          <w:szCs w:val="24"/>
-          <w:rtl w:val="0"/>
-        </w:rPr>
-        <w:t xml:space="preserve">Мир всім.</w:t>
+          <w:rFonts w:ascii="Times New Roman" w:hAnsi="Times New Roman"/>
+          <w:i/>
+          <w:color w:val="FF4400"/>
+          <w:sz w:val="24"/>
+        </w:rPr>
+        <w:t>Священик:</w:t>
+      </w:r>
+      <w:r>
+        <w:rPr>
+          <w:rFonts w:ascii="Times New Roman" w:hAnsi="Times New Roman"/>
+          <w:sz w:val="24"/>
+        </w:rPr>
+        <w:t xml:space="preserve"> Мир всім.</w:t>
       </w:r>
     </w:p>
     <w:p>
@@ -4823,14 +4805,41 @@
       </w:pPr>
       <w:r>
         <w:rPr>
-          <w:rFonts w:ascii="Times New Roman" w:cs="Times New Roman" w:eastAsia="Times New Roman" w:hAnsi="Times New Roman"/>
-          <w:i w:val="1"/>
-          <w:color w:val="ff0000"/>
-          <w:sz w:val="24"/>
-          <w:szCs w:val="24"/>
-          <w:rtl w:val="0"/>
-        </w:rPr>
-        <w:t xml:space="preserve">Священик:</w:t>
+          <w:rFonts w:ascii="Times New Roman" w:hAnsi="Times New Roman"/>
+          <w:i/>
+          <w:color w:val="FF4400"/>
+          <w:sz w:val="24"/>
+        </w:rPr>
+        <w:t>Священик:</w:t>
+      </w:r>
+      <w:r>
+        <w:rPr>
+          <w:rFonts w:ascii="Times New Roman" w:hAnsi="Times New Roman"/>
+          <w:sz w:val="24"/>
+        </w:rPr>
+        <w:t xml:space="preserve"> Бо ти Бог милости, ласк і чоловіколюбности, і тобі славу віддаємо: Отцю, і Сину, і Святому Духові, нині і повсякчас, і на віки віків.</w:t>
+      </w:r>
+    </w:p>
+    <w:p>
+      <w:pPr>
+        <w:spacing w:after="120" w:lineRule="auto"/>
+        <w:jc w:val="both"/>
+        <w:rPr>
+          <w:rFonts w:ascii="Times New Roman" w:cs="Times New Roman" w:eastAsia="Times New Roman" w:hAnsi="Times New Roman"/>
+          <w:sz w:val="24"/>
+          <w:szCs w:val="24"/>
+        </w:rPr>
+      </w:pPr>
+      <w:r>
+        <w:rPr>
+          <w:rFonts w:ascii="Times New Roman" w:cs="Times New Roman" w:eastAsia="Times New Roman" w:hAnsi="Times New Roman"/>
+          <w:i w:val="1"/>
+          <w:color w:val="ff0000"/>
+          <w:sz w:val="24"/>
+          <w:szCs w:val="24"/>
+          <w:rtl w:val="0"/>
+        </w:rPr>
+        <w:t xml:space="preserve">Вірні:</w:t>
       </w:r>
       <w:r>
         <w:rPr>
@@ -4849,7 +4858,34 @@
           <w:szCs w:val="24"/>
           <w:rtl w:val="0"/>
         </w:rPr>
-        <w:t xml:space="preserve">Бо ти Бог милости, ласк і чоловіколюбности, і тобі славу віддаємо: Отцю, і Сину, і Святому Духові, нині і повсякчас, і на віки віків.</w:t>
+        <w:t xml:space="preserve">Амінь.</w:t>
+      </w:r>
+    </w:p>
+    <w:p>
+      <w:pPr>
+        <w:spacing w:after="120" w:lineRule="auto"/>
+        <w:jc w:val="both"/>
+        <w:rPr>
+          <w:rFonts w:ascii="Times New Roman" w:cs="Times New Roman" w:eastAsia="Times New Roman" w:hAnsi="Times New Roman"/>
+          <w:sz w:val="24"/>
+          <w:szCs w:val="24"/>
+        </w:rPr>
+      </w:pPr>
+      <w:r>
+        <w:rPr>
+          <w:rFonts w:ascii="Times New Roman" w:hAnsi="Times New Roman"/>
+          <w:i/>
+          <w:color w:val="FF4400"/>
+          <w:sz w:val="24"/>
+        </w:rPr>
+        <w:t>Священик:</w:t>
+      </w:r>
+      <w:r>
+        <w:rPr>
+          <w:rFonts w:ascii="Times New Roman" w:hAnsi="Times New Roman"/>
+          <w:sz w:val="24"/>
+        </w:rPr>
+        <w:t xml:space="preserve"> Мир всім.</w:t>
       </w:r>
     </w:p>
     <w:p>
@@ -4890,29 +4926,49 @@
           <w:szCs w:val="24"/>
           <w:rtl w:val="0"/>
         </w:rPr>
-        <w:t xml:space="preserve">Амінь.</w:t>
-      </w:r>
-    </w:p>
-    <w:p>
-      <w:pPr>
-        <w:spacing w:after="120" w:lineRule="auto"/>
-        <w:jc w:val="both"/>
-        <w:rPr>
-          <w:rFonts w:ascii="Times New Roman" w:cs="Times New Roman" w:eastAsia="Times New Roman" w:hAnsi="Times New Roman"/>
-          <w:sz w:val="24"/>
-          <w:szCs w:val="24"/>
-        </w:rPr>
-      </w:pPr>
-      <w:r>
-        <w:rPr>
-          <w:rFonts w:ascii="Times New Roman" w:cs="Times New Roman" w:eastAsia="Times New Roman" w:hAnsi="Times New Roman"/>
-          <w:i w:val="1"/>
-          <w:color w:val="ff0000"/>
-          <w:sz w:val="24"/>
-          <w:szCs w:val="24"/>
-          <w:rtl w:val="0"/>
-        </w:rPr>
-        <w:t xml:space="preserve">Священик:</w:t>
+        <w:t xml:space="preserve">І духові твоєму.</w:t>
+      </w:r>
+    </w:p>
+    <w:p>
+      <w:pPr>
+        <w:spacing w:after="120" w:lineRule="auto"/>
+        <w:jc w:val="both"/>
+        <w:rPr>
+          <w:rFonts w:ascii="Times New Roman" w:cs="Times New Roman" w:eastAsia="Times New Roman" w:hAnsi="Times New Roman"/>
+          <w:sz w:val="24"/>
+          <w:szCs w:val="24"/>
+        </w:rPr>
+      </w:pPr>
+      <w:r>
+        <w:rPr>
+          <w:rFonts w:ascii="Times New Roman" w:cs="Times New Roman" w:eastAsia="Times New Roman" w:hAnsi="Times New Roman"/>
+          <w:sz w:val="24"/>
+          <w:szCs w:val="24"/>
+          <w:rtl w:val="0"/>
+        </w:rPr>
+        <w:t xml:space="preserve">Голови ваші перед Господом схиліть.</w:t>
+      </w:r>
+    </w:p>
+    <w:p>
+      <w:pPr>
+        <w:spacing w:after="120" w:lineRule="auto"/>
+        <w:jc w:val="both"/>
+        <w:rPr>
+          <w:rFonts w:ascii="Times New Roman" w:cs="Times New Roman" w:eastAsia="Times New Roman" w:hAnsi="Times New Roman"/>
+          <w:sz w:val="24"/>
+          <w:szCs w:val="24"/>
+        </w:rPr>
+      </w:pPr>
+      <w:r>
+        <w:rPr>
+          <w:rFonts w:ascii="Times New Roman" w:cs="Times New Roman" w:eastAsia="Times New Roman" w:hAnsi="Times New Roman"/>
+          <w:i w:val="1"/>
+          <w:color w:val="ff0000"/>
+          <w:sz w:val="24"/>
+          <w:szCs w:val="24"/>
+          <w:rtl w:val="0"/>
+        </w:rPr>
+        <w:t xml:space="preserve">Вірні:</w:t>
       </w:r>
       <w:r>
         <w:rPr>
@@ -4931,108 +4987,6 @@
           <w:szCs w:val="24"/>
           <w:rtl w:val="0"/>
         </w:rPr>
-        <w:t xml:space="preserve">Мир всім.</w:t>
-      </w:r>
-    </w:p>
-    <w:p>
-      <w:pPr>
-        <w:spacing w:after="120" w:lineRule="auto"/>
-        <w:jc w:val="both"/>
-        <w:rPr>
-          <w:rFonts w:ascii="Times New Roman" w:cs="Times New Roman" w:eastAsia="Times New Roman" w:hAnsi="Times New Roman"/>
-          <w:sz w:val="24"/>
-          <w:szCs w:val="24"/>
-        </w:rPr>
-      </w:pPr>
-      <w:r>
-        <w:rPr>
-          <w:rFonts w:ascii="Times New Roman" w:cs="Times New Roman" w:eastAsia="Times New Roman" w:hAnsi="Times New Roman"/>
-          <w:i w:val="1"/>
-          <w:color w:val="ff0000"/>
-          <w:sz w:val="24"/>
-          <w:szCs w:val="24"/>
-          <w:rtl w:val="0"/>
-        </w:rPr>
-        <w:t xml:space="preserve">Вірні:</w:t>
-      </w:r>
-      <w:r>
-        <w:rPr>
-          <w:rFonts w:ascii="Times New Roman" w:cs="Times New Roman" w:eastAsia="Times New Roman" w:hAnsi="Times New Roman"/>
-          <w:color w:val="ff0000"/>
-          <w:sz w:val="24"/>
-          <w:szCs w:val="24"/>
-          <w:rtl w:val="0"/>
-        </w:rPr>
-        <w:t xml:space="preserve"> </w:t>
-      </w:r>
-      <w:r>
-        <w:rPr>
-          <w:rFonts w:ascii="Times New Roman" w:cs="Times New Roman" w:eastAsia="Times New Roman" w:hAnsi="Times New Roman"/>
-          <w:sz w:val="24"/>
-          <w:szCs w:val="24"/>
-          <w:rtl w:val="0"/>
-        </w:rPr>
-        <w:t xml:space="preserve">І духові твоєму.</w:t>
-      </w:r>
-    </w:p>
-    <w:p>
-      <w:pPr>
-        <w:spacing w:after="120" w:lineRule="auto"/>
-        <w:jc w:val="both"/>
-        <w:rPr>
-          <w:rFonts w:ascii="Times New Roman" w:cs="Times New Roman" w:eastAsia="Times New Roman" w:hAnsi="Times New Roman"/>
-          <w:sz w:val="24"/>
-          <w:szCs w:val="24"/>
-        </w:rPr>
-      </w:pPr>
-      <w:r>
-        <w:rPr>
-          <w:rFonts w:ascii="Times New Roman" w:cs="Times New Roman" w:eastAsia="Times New Roman" w:hAnsi="Times New Roman"/>
-          <w:sz w:val="24"/>
-          <w:szCs w:val="24"/>
-          <w:rtl w:val="0"/>
-        </w:rPr>
-        <w:t xml:space="preserve">Голови ваші перед Господом схиліть.</w:t>
-      </w:r>
-    </w:p>
-    <w:p>
-      <w:pPr>
-        <w:spacing w:after="120" w:lineRule="auto"/>
-        <w:jc w:val="both"/>
-        <w:rPr>
-          <w:rFonts w:ascii="Times New Roman" w:cs="Times New Roman" w:eastAsia="Times New Roman" w:hAnsi="Times New Roman"/>
-          <w:sz w:val="24"/>
-          <w:szCs w:val="24"/>
-        </w:rPr>
-      </w:pPr>
-      <w:r>
-        <w:rPr>
-          <w:rFonts w:ascii="Times New Roman" w:cs="Times New Roman" w:eastAsia="Times New Roman" w:hAnsi="Times New Roman"/>
-          <w:i w:val="1"/>
-          <w:color w:val="ff0000"/>
-          <w:sz w:val="24"/>
-          <w:szCs w:val="24"/>
-          <w:rtl w:val="0"/>
-        </w:rPr>
-        <w:t xml:space="preserve">Вірні:</w:t>
-      </w:r>
-      <w:r>
-        <w:rPr>
-          <w:rFonts w:ascii="Times New Roman" w:cs="Times New Roman" w:eastAsia="Times New Roman" w:hAnsi="Times New Roman"/>
-          <w:color w:val="ff0000"/>
-          <w:sz w:val="24"/>
-          <w:szCs w:val="24"/>
-          <w:rtl w:val="0"/>
-        </w:rPr>
-        <w:t xml:space="preserve"> </w:t>
-      </w:r>
-      <w:r>
-        <w:rPr>
-          <w:rFonts w:ascii="Times New Roman" w:cs="Times New Roman" w:eastAsia="Times New Roman" w:hAnsi="Times New Roman"/>
-          <w:sz w:val="24"/>
-          <w:szCs w:val="24"/>
-          <w:rtl w:val="0"/>
-        </w:rPr>
         <w:t xml:space="preserve">Тобі, Господи.</w:t>
       </w:r>
     </w:p>
@@ -5079,33 +5033,19 @@
       </w:pPr>
       <w:r>
         <w:rPr>
-          <w:rFonts w:ascii="Times New Roman" w:cs="Times New Roman" w:eastAsia="Times New Roman" w:hAnsi="Times New Roman"/>
-          <w:i w:val="1"/>
-          <w:color w:val="ff0000"/>
-          <w:sz w:val="24"/>
-          <w:szCs w:val="24"/>
-          <w:rtl w:val="0"/>
-        </w:rPr>
-        <w:t xml:space="preserve">Священик:</w:t>
-      </w:r>
-      <w:r>
-        <w:rPr>
-          <w:rFonts w:ascii="Times New Roman" w:cs="Times New Roman" w:eastAsia="Times New Roman" w:hAnsi="Times New Roman"/>
-          <w:color w:val="ff0000"/>
-          <w:sz w:val="24"/>
-          <w:szCs w:val="24"/>
-          <w:rtl w:val="0"/>
-        </w:rPr>
-        <w:t xml:space="preserve"> </w:t>
-      </w:r>
-      <w:r>
-        <w:rPr>
-          <w:rFonts w:ascii="Times New Roman" w:cs="Times New Roman" w:eastAsia="Times New Roman" w:hAnsi="Times New Roman"/>
-          <w:sz w:val="24"/>
-          <w:szCs w:val="24"/>
-          <w:rtl w:val="0"/>
-        </w:rPr>
-        <w:t xml:space="preserve">Нехай буде влада царства твого благословенна і дуже прославлена: Отця, і Сина, і Святого Духа, нині і повсякчас, і на віки віків.</w:t>
+          <w:rFonts w:ascii="Times New Roman" w:hAnsi="Times New Roman"/>
+          <w:i/>
+          <w:color w:val="FF4400"/>
+          <w:sz w:val="24"/>
+        </w:rPr>
+        <w:t>Священик:</w:t>
+      </w:r>
+      <w:r>
+        <w:rPr>
+          <w:rFonts w:ascii="Times New Roman" w:hAnsi="Times New Roman"/>
+          <w:sz w:val="24"/>
+        </w:rPr>
+        <w:t xml:space="preserve"> Нехай буде влада царства твого благословенна і дуже прославлена: Отця, і Сина, і Святого Духа, нині і повсякчас, і на віки віків.</w:t>
       </w:r>
     </w:p>
     <w:p>
@@ -5674,21 +5614,17 @@
       </w:pPr>
       <w:r>
         <w:rPr>
-          <w:rFonts w:ascii="Times New Roman" w:cs="Times New Roman" w:eastAsia="Times New Roman" w:hAnsi="Times New Roman"/>
-          <w:i w:val="1"/>
-          <w:color w:val="ff0000"/>
-          <w:sz w:val="24"/>
-          <w:szCs w:val="24"/>
-          <w:rtl w:val="0"/>
-        </w:rPr>
-        <w:t xml:space="preserve">Священик:</w:t>
-      </w:r>
-      <w:r>
-        <w:rPr>
-          <w:rFonts w:ascii="Times New Roman" w:cs="Times New Roman" w:eastAsia="Times New Roman" w:hAnsi="Times New Roman"/>
-          <w:sz w:val="24"/>
-          <w:szCs w:val="24"/>
-          <w:rtl w:val="0"/>
+          <w:rFonts w:ascii="Times New Roman" w:hAnsi="Times New Roman"/>
+          <w:i/>
+          <w:color w:val="FF4400"/>
+          <w:sz w:val="24"/>
+        </w:rPr>
+        <w:t>Священик:</w:t>
+      </w:r>
+      <w:r>
+        <w:rPr>
+          <w:rFonts w:ascii="Times New Roman" w:hAnsi="Times New Roman"/>
+          <w:sz w:val="24"/>
         </w:rPr>
         <w:t xml:space="preserve"> Бо твоє є царство, і сила, і слава, Отця, і Сина, і Святого Духа, нині і повсякчас, і на віки віків.</w:t>
       </w:r>
@@ -5775,92 +5711,83 @@
     </w:p>
     <w:p>
       <w:pPr>
-        <w:spacing w:after="120" w:lineRule="auto"/>
-        <w:jc w:val="both"/>
-        <w:rPr>
-          <w:rFonts w:ascii="Times New Roman" w:cs="Times New Roman" w:eastAsia="Times New Roman" w:hAnsi="Times New Roman"/>
-          <w:sz w:val="24"/>
-          <w:szCs w:val="24"/>
-        </w:rPr>
-      </w:pPr>
-      <w:r>
-        <w:rPr>
-          <w:rtl w:val="0"/>
-        </w:rPr>
-      </w:r>
-    </w:p>
-    <w:p>
-      <w:pPr>
-        <w:spacing w:after="120" w:lineRule="auto"/>
-        <w:jc w:val="both"/>
-        <w:rPr>
-          <w:rFonts w:ascii="Times New Roman" w:cs="Times New Roman" w:eastAsia="Times New Roman" w:hAnsi="Times New Roman"/>
-          <w:sz w:val="24"/>
-          <w:szCs w:val="24"/>
-        </w:rPr>
-      </w:pPr>
-      <w:r>
-        <w:rPr>
-          <w:rFonts w:ascii="Times New Roman" w:cs="Times New Roman" w:eastAsia="Times New Roman" w:hAnsi="Times New Roman"/>
-          <w:i w:val="1"/>
-          <w:color w:val="ff0000"/>
-          <w:sz w:val="24"/>
-          <w:szCs w:val="24"/>
-          <w:rtl w:val="0"/>
-        </w:rPr>
-        <w:t xml:space="preserve">тропар</w:t>
-      </w:r>
-      <w:r>
-        <w:rPr>
-          <w:rtl w:val="0"/>
-        </w:rPr>
-      </w:r>
-    </w:p>
-    <w:p>
-      <w:pPr>
-        <w:spacing w:after="120" w:lineRule="auto"/>
-        <w:jc w:val="both"/>
-        <w:rPr>
-          <w:rFonts w:ascii="Times New Roman" w:cs="Times New Roman" w:eastAsia="Times New Roman" w:hAnsi="Times New Roman"/>
-          <w:sz w:val="24"/>
-          <w:szCs w:val="24"/>
-        </w:rPr>
-      </w:pPr>
-      <w:r>
-        <w:rPr>
-          <w:rFonts w:ascii="Times New Roman" w:cs="Times New Roman" w:eastAsia="Times New Roman" w:hAnsi="Times New Roman"/>
-          <w:b w:val="1"/>
-          <w:sz w:val="24"/>
-          <w:szCs w:val="24"/>
-          <w:rtl w:val="0"/>
-        </w:rPr>
-        <w:t xml:space="preserve">Слава: і нині:</w:t>
-      </w:r>
-      <w:r>
-        <w:rPr>
-          <w:rFonts w:ascii="Times New Roman" w:cs="Times New Roman" w:eastAsia="Times New Roman" w:hAnsi="Times New Roman"/>
-          <w:sz w:val="24"/>
-          <w:szCs w:val="24"/>
-          <w:rtl w:val="0"/>
+        <w:pStyle w:val="Normal"/>
+      </w:pPr>
+      <w:r>
+        <w:rPr>
+          <w:rFonts w:ascii="Times New Roman" w:hAnsi="Times New Roman"/>
+          <w:i/>
+          <w:color w:val="FF0000"/>
+          <w:sz w:val="24"/>
+          <w:highlight w:val="white"/>
+        </w:rPr>
+        <w:t>Тропар (г. 4):</w:t>
+      </w:r>
+      <w:r>
+        <w:rPr>
+          <w:rFonts w:ascii="Times New Roman" w:hAnsi="Times New Roman"/>
+          <w:color w:val="FF0000"/>
+          <w:sz w:val="24"/>
+          <w:highlight w:val="white"/>
         </w:rPr>
         <w:t xml:space="preserve"> </w:t>
       </w:r>
-    </w:p>
-    <w:p>
-      <w:pPr>
-        <w:spacing w:after="120" w:lineRule="auto"/>
-        <w:jc w:val="both"/>
-        <w:rPr>
-          <w:rFonts w:ascii="Times New Roman" w:cs="Times New Roman" w:eastAsia="Times New Roman" w:hAnsi="Times New Roman"/>
-          <w:sz w:val="24"/>
-          <w:szCs w:val="24"/>
-        </w:rPr>
-      </w:pPr>
-      <w:r>
-        <w:rPr>
-          <w:rtl w:val="0"/>
-        </w:rPr>
-      </w:r>
+      <w:r>
+        <w:rPr>
+          <w:rFonts w:ascii="Times New Roman" w:hAnsi="Times New Roman"/>
+          <w:sz w:val="24"/>
+          <w:highlight w:val="white"/>
+        </w:rPr>
+        <w:t>Мученики Твої, Господи,* у стражданнях своїх прийняли вінці нетлінні від Тебе, Бога нашого.* Мавши бо кріпость Твою, вони мучителів подолали,* сокрушили і демонів зухвальства безсильні.* їх молитвами спаси душі наші.</w:t>
+      </w:r>
+    </w:p>
+    <w:p>
+      <w:pPr>
+        <w:pStyle w:val="a"/>
+      </w:pPr>
+      <w:r>
+        <w:rPr>
+          <w:rFonts w:ascii="Times New Roman" w:hAnsi="Times New Roman"/>
+          <w:b/>
+          <w:sz w:val="24"/>
+        </w:rPr>
+        <w:t xml:space="preserve">Слава, і нині: </w:t>
+      </w:r>
+      <w:r>
+        <w:rPr>
+          <w:rFonts w:ascii="Times New Roman" w:hAnsi="Times New Roman"/>
+          <w:i/>
+          <w:color w:val="FF0000"/>
+          <w:sz w:val="24"/>
+        </w:rPr>
+        <w:t xml:space="preserve">Богородичний (г. 4): </w:t>
+      </w:r>
+      <w:r>
+        <w:rPr>
+          <w:rFonts w:ascii="Times New Roman" w:hAnsi="Times New Roman"/>
+          <w:sz w:val="24"/>
+        </w:rPr>
+        <w:t xml:space="preserve">Богородице Діво, єдина чиста і єдина благословенна!* Ми пізнали Слово Отця, </w:t>
+      </w:r>
+      <w:r>
+        <w:rPr>
+          <w:rFonts w:ascii="Times New Roman" w:hAnsi="Times New Roman"/>
+          <w:sz w:val="24"/>
+        </w:rPr>
+        <w:t>Хрисга</w:t>
+      </w:r>
+      <w:r>
+        <w:rPr>
+          <w:rFonts w:ascii="Times New Roman" w:hAnsi="Times New Roman"/>
+          <w:sz w:val="24"/>
+        </w:rPr>
+        <w:t xml:space="preserve"> Бога нашого,* що з тебе воплотився,* тому безупинно тебе, оспівуючи, величаємо.</w:t>
+      </w:r>
+    </w:p>
+    <w:p>
+      <w:pPr>
+        <w:pStyle w:val="a"/>
+      </w:pPr>
     </w:p>
     <w:p>
       <w:pPr>
@@ -6345,21 +6272,17 @@
       </w:pPr>
       <w:r>
         <w:rPr>
-          <w:rFonts w:ascii="Times New Roman" w:cs="Times New Roman" w:eastAsia="Times New Roman" w:hAnsi="Times New Roman"/>
-          <w:i w:val="1"/>
-          <w:color w:val="ff0000"/>
-          <w:sz w:val="24"/>
-          <w:szCs w:val="24"/>
-          <w:rtl w:val="0"/>
-        </w:rPr>
-        <w:t xml:space="preserve">Священик:</w:t>
-      </w:r>
-      <w:r>
-        <w:rPr>
-          <w:rFonts w:ascii="Times New Roman" w:cs="Times New Roman" w:eastAsia="Times New Roman" w:hAnsi="Times New Roman"/>
-          <w:sz w:val="24"/>
-          <w:szCs w:val="24"/>
-          <w:rtl w:val="0"/>
+          <w:rFonts w:ascii="Times New Roman" w:hAnsi="Times New Roman"/>
+          <w:i/>
+          <w:color w:val="FF4400"/>
+          <w:sz w:val="24"/>
+        </w:rPr>
+        <w:t>Священик:</w:t>
+      </w:r>
+      <w:r>
+        <w:rPr>
+          <w:rFonts w:ascii="Times New Roman" w:hAnsi="Times New Roman"/>
+          <w:sz w:val="24"/>
         </w:rPr>
         <w:t xml:space="preserve"> Бо милостивий і чоловіколюбець Бог єси, і тобі славу возсилаємо: Отцю, і Сину, і Святому Духові, нині і повсякчас, і на віки віків.</w:t>
       </w:r>
@@ -6501,14 +6424,41 @@
       </w:pPr>
       <w:r>
         <w:rPr>
-          <w:rFonts w:ascii="Times New Roman" w:cs="Times New Roman" w:eastAsia="Times New Roman" w:hAnsi="Times New Roman"/>
-          <w:i w:val="1"/>
-          <w:color w:val="ff0000"/>
-          <w:sz w:val="24"/>
-          <w:szCs w:val="24"/>
-          <w:rtl w:val="0"/>
-        </w:rPr>
-        <w:t xml:space="preserve">Священик:</w:t>
+          <w:rFonts w:ascii="Times New Roman" w:hAnsi="Times New Roman"/>
+          <w:i/>
+          <w:color w:val="FF4400"/>
+          <w:sz w:val="24"/>
+        </w:rPr>
+        <w:t>Священик:</w:t>
+      </w:r>
+      <w:r>
+        <w:rPr>
+          <w:rFonts w:ascii="Times New Roman" w:hAnsi="Times New Roman"/>
+          <w:sz w:val="24"/>
+        </w:rPr>
+        <w:t xml:space="preserve"> Слава тобі, Христе Боже, надіє наша, слава тобі!</w:t>
+      </w:r>
+    </w:p>
+    <w:p>
+      <w:pPr>
+        <w:spacing w:after="120" w:lineRule="auto"/>
+        <w:jc w:val="both"/>
+        <w:rPr>
+          <w:rFonts w:ascii="Times New Roman" w:cs="Times New Roman" w:eastAsia="Times New Roman" w:hAnsi="Times New Roman"/>
+          <w:sz w:val="24"/>
+          <w:szCs w:val="24"/>
+        </w:rPr>
+      </w:pPr>
+      <w:r>
+        <w:rPr>
+          <w:rFonts w:ascii="Times New Roman" w:cs="Times New Roman" w:eastAsia="Times New Roman" w:hAnsi="Times New Roman"/>
+          <w:i w:val="1"/>
+          <w:color w:val="ff0000"/>
+          <w:sz w:val="24"/>
+          <w:szCs w:val="24"/>
+          <w:rtl w:val="0"/>
+        </w:rPr>
+        <w:t xml:space="preserve">Вірні:</w:t>
       </w:r>
       <w:r>
         <w:rPr>
@@ -6527,47 +6477,6 @@
           <w:szCs w:val="24"/>
           <w:rtl w:val="0"/>
         </w:rPr>
-        <w:t xml:space="preserve">Слава тобі, Христе Боже, надіє наша, слава тобі!</w:t>
-      </w:r>
-    </w:p>
-    <w:p>
-      <w:pPr>
-        <w:spacing w:after="120" w:lineRule="auto"/>
-        <w:jc w:val="both"/>
-        <w:rPr>
-          <w:rFonts w:ascii="Times New Roman" w:cs="Times New Roman" w:eastAsia="Times New Roman" w:hAnsi="Times New Roman"/>
-          <w:sz w:val="24"/>
-          <w:szCs w:val="24"/>
-        </w:rPr>
-      </w:pPr>
-      <w:r>
-        <w:rPr>
-          <w:rFonts w:ascii="Times New Roman" w:cs="Times New Roman" w:eastAsia="Times New Roman" w:hAnsi="Times New Roman"/>
-          <w:i w:val="1"/>
-          <w:color w:val="ff0000"/>
-          <w:sz w:val="24"/>
-          <w:szCs w:val="24"/>
-          <w:rtl w:val="0"/>
-        </w:rPr>
-        <w:t xml:space="preserve">Вірні:</w:t>
-      </w:r>
-      <w:r>
-        <w:rPr>
-          <w:rFonts w:ascii="Times New Roman" w:cs="Times New Roman" w:eastAsia="Times New Roman" w:hAnsi="Times New Roman"/>
-          <w:color w:val="ff0000"/>
-          <w:sz w:val="24"/>
-          <w:szCs w:val="24"/>
-          <w:rtl w:val="0"/>
-        </w:rPr>
-        <w:t xml:space="preserve"> </w:t>
-      </w:r>
-      <w:r>
-        <w:rPr>
-          <w:rFonts w:ascii="Times New Roman" w:cs="Times New Roman" w:eastAsia="Times New Roman" w:hAnsi="Times New Roman"/>
-          <w:sz w:val="24"/>
-          <w:szCs w:val="24"/>
-          <w:rtl w:val="0"/>
-        </w:rPr>
         <w:t xml:space="preserve">Слава Отцю і Сину, і Святому Духові, і нині і повсякчас, і на віки віків. Амінь. Господи, помилуй </w:t>
       </w:r>
       <w:r>
@@ -6602,64 +6511,37 @@
       </w:r>
     </w:p>
     <w:p>
-      <w:pPr>
-        <w:spacing w:after="120" w:lineRule="auto"/>
-        <w:jc w:val="both"/>
-        <w:rPr>
-          <w:rFonts w:ascii="Times New Roman" w:cs="Times New Roman" w:eastAsia="Times New Roman" w:hAnsi="Times New Roman"/>
-          <w:sz w:val="24"/>
-          <w:szCs w:val="24"/>
-        </w:rPr>
-      </w:pPr>
-      <w:r>
-        <w:rPr>
-          <w:rFonts w:ascii="Times New Roman" w:cs="Times New Roman" w:eastAsia="Times New Roman" w:hAnsi="Times New Roman"/>
-          <w:i w:val="1"/>
-          <w:color w:val="ff0000"/>
-          <w:sz w:val="24"/>
-          <w:szCs w:val="24"/>
-          <w:rtl w:val="0"/>
-        </w:rPr>
-        <w:t xml:space="preserve">Священик:</w:t>
-      </w:r>
-      <w:r>
-        <w:rPr>
-          <w:rFonts w:ascii="Times New Roman" w:cs="Times New Roman" w:eastAsia="Times New Roman" w:hAnsi="Times New Roman"/>
-          <w:color w:val="ff0000"/>
-          <w:sz w:val="24"/>
-          <w:szCs w:val="24"/>
-          <w:rtl w:val="0"/>
-        </w:rPr>
-        <w:t xml:space="preserve"> </w:t>
-      </w:r>
-      <w:r>
-        <w:rPr>
-          <w:rFonts w:ascii="Times New Roman" w:cs="Times New Roman" w:eastAsia="Times New Roman" w:hAnsi="Times New Roman"/>
-          <w:sz w:val="24"/>
-          <w:szCs w:val="24"/>
-          <w:rtl w:val="0"/>
-        </w:rPr>
-        <w:t xml:space="preserve">Христос, істинний Бог наш, молитвами пречистої своєї Матері, святих, славних і всехвальних апостолів, святого отця нашого Миколая, архиєпископа Мирлікійського, чудотворця, і святого (</w:t>
-      </w:r>
-      <w:r>
-        <w:rPr>
-          <w:rFonts w:ascii="Times New Roman" w:cs="Times New Roman" w:eastAsia="Times New Roman" w:hAnsi="Times New Roman"/>
-          <w:i w:val="1"/>
-          <w:color w:val="ff0000"/>
-          <w:sz w:val="24"/>
-          <w:szCs w:val="24"/>
-          <w:rtl w:val="0"/>
-        </w:rPr>
-        <w:t xml:space="preserve">ім'я, якого є храм</w:t>
-      </w:r>
-      <w:r>
-        <w:rPr>
-          <w:rFonts w:ascii="Times New Roman" w:cs="Times New Roman" w:eastAsia="Times New Roman" w:hAnsi="Times New Roman"/>
-          <w:sz w:val="24"/>
-          <w:szCs w:val="24"/>
-          <w:rtl w:val="0"/>
-        </w:rPr>
-        <w:t xml:space="preserve">), і святого …, і всіх святих, помилує і спасе нас, як благий і чоловіколюбець.</w:t>
+      <w:r>
+        <w:rPr>
+          <w:rFonts w:ascii="Times New Roman" w:hAnsi="Times New Roman"/>
+          <w:i/>
+          <w:color w:val="FF4400"/>
+          <w:sz w:val="24"/>
+        </w:rPr>
+        <w:t>Священик:</w:t>
+      </w:r>
+      <w:r>
+        <w:rPr>
+          <w:rFonts w:ascii="Times New Roman" w:hAnsi="Times New Roman"/>
+          <w:sz w:val="24"/>
+        </w:rPr>
+        <w:t xml:space="preserve"> Христос, істинний Бог наш, молитвами пречистої своєї Матері, святого отця нашого Миколая, архиєпископа, мирлікійського чудотворця, святих, славних і всехвальних апостолів, святого, </w:t>
+      </w:r>
+      <w:r>
+        <w:rPr>
+          <w:rFonts w:ascii="Times New Roman" w:hAnsi="Times New Roman"/>
+          <w:i/>
+          <w:color w:val="FF4400"/>
+          <w:sz w:val="24"/>
+        </w:rPr>
+        <w:t>якого є храм</w:t>
+      </w:r>
+      <w:r>
+        <w:rPr>
+          <w:rFonts w:ascii="Times New Roman" w:hAnsi="Times New Roman"/>
+          <w:sz w:val="24"/>
+        </w:rPr>
+        <w:t>, віднайдення чесних мощів святих мучеників, що в Євгенії, і всіх святих, помилує і спасе нас, як благий і чоловіколюбець.</w:t>
       </w:r>
     </w:p>
     <w:p>
@@ -6855,33 +6737,19 @@
       </w:pPr>
       <w:r>
         <w:rPr>
-          <w:rFonts w:ascii="Times New Roman" w:cs="Times New Roman" w:eastAsia="Times New Roman" w:hAnsi="Times New Roman"/>
-          <w:i w:val="1"/>
-          <w:color w:val="ff0000"/>
-          <w:sz w:val="24"/>
-          <w:szCs w:val="24"/>
-          <w:rtl w:val="0"/>
-        </w:rPr>
-        <w:t xml:space="preserve">Священик</w:t>
-      </w:r>
-      <w:r>
-        <w:rPr>
-          <w:rFonts w:ascii="Times New Roman" w:cs="Times New Roman" w:eastAsia="Times New Roman" w:hAnsi="Times New Roman"/>
-          <w:color w:val="ff0000"/>
-          <w:sz w:val="24"/>
-          <w:szCs w:val="24"/>
-          <w:rtl w:val="0"/>
-        </w:rPr>
-        <w:t xml:space="preserve">: </w:t>
-      </w:r>
-      <w:r>
-        <w:rPr>
-          <w:rFonts w:ascii="Times New Roman" w:cs="Times New Roman" w:eastAsia="Times New Roman" w:hAnsi="Times New Roman"/>
-          <w:sz w:val="24"/>
-          <w:szCs w:val="24"/>
-          <w:rtl w:val="0"/>
-        </w:rPr>
-        <w:t xml:space="preserve">Слава святій, одноістотній, животворящій і нероздільній Тройці, завжди, нині і повсякчас, і на віки віків.</w:t>
+          <w:rFonts w:ascii="Times New Roman" w:hAnsi="Times New Roman"/>
+          <w:i/>
+          <w:color w:val="FF4400"/>
+          <w:sz w:val="24"/>
+        </w:rPr>
+        <w:t>Священик:</w:t>
+      </w:r>
+      <w:r>
+        <w:rPr>
+          <w:rFonts w:ascii="Times New Roman" w:hAnsi="Times New Roman"/>
+          <w:sz w:val="24"/>
+        </w:rPr>
+        <w:t xml:space="preserve"> Слава святій, одноістотній, животворящій і нероздільній Тройці, завжди, нині і повсякчас, і на віки віків.</w:t>
       </w:r>
     </w:p>
     <w:p>
@@ -10643,21 +10511,17 @@
       </w:pPr>
       <w:r>
         <w:rPr>
-          <w:rFonts w:ascii="Times New Roman" w:cs="Times New Roman" w:eastAsia="Times New Roman" w:hAnsi="Times New Roman"/>
-          <w:i w:val="1"/>
-          <w:color w:val="ff0000"/>
-          <w:sz w:val="24"/>
-          <w:szCs w:val="24"/>
-          <w:rtl w:val="0"/>
-        </w:rPr>
-        <w:t xml:space="preserve">Священик:</w:t>
-      </w:r>
-      <w:r>
-        <w:rPr>
-          <w:rFonts w:ascii="Times New Roman" w:cs="Times New Roman" w:eastAsia="Times New Roman" w:hAnsi="Times New Roman"/>
-          <w:sz w:val="24"/>
-          <w:szCs w:val="24"/>
-          <w:rtl w:val="0"/>
+          <w:rFonts w:ascii="Times New Roman" w:hAnsi="Times New Roman"/>
+          <w:i/>
+          <w:color w:val="FF4400"/>
+          <w:sz w:val="24"/>
+        </w:rPr>
+        <w:t>Священик:</w:t>
+      </w:r>
+      <w:r>
+        <w:rPr>
+          <w:rFonts w:ascii="Times New Roman" w:hAnsi="Times New Roman"/>
+          <w:sz w:val="24"/>
         </w:rPr>
         <w:t xml:space="preserve"> Бо тобі належить усяка слава, честь і поклоніння, Отцю, і Сину, і Святому Духові, нині і повсякчас, і на віки віків.</w:t>
       </w:r>
@@ -10755,10 +10619,9 @@
           <w:rFonts w:ascii="Times New Roman" w:cs="Times New Roman" w:eastAsia="Times New Roman" w:hAnsi="Times New Roman"/>
           <w:i w:val="1"/>
           <w:color w:val="ff0000"/>
-          <w:highlight w:val="yellow"/>
-          <w:rtl w:val="0"/>
-        </w:rPr>
-        <w:t xml:space="preserve">???</w:t>
+          <w:rtl w:val="0"/>
+        </w:rPr>
+        <w:t>4</w:t>
       </w:r>
       <w:r>
         <w:rPr>
@@ -11019,135 +10882,69 @@
     </w:p>
     <w:p>
       <w:pPr>
-        <w:spacing w:after="120" w:lineRule="auto"/>
-        <w:jc w:val="both"/>
-        <w:rPr>
-          <w:rFonts w:ascii="Times New Roman" w:cs="Times New Roman" w:eastAsia="Times New Roman" w:hAnsi="Times New Roman"/>
-          <w:b w:val="1"/>
-          <w:sz w:val="24"/>
-          <w:szCs w:val="24"/>
-        </w:rPr>
-      </w:pPr>
-      <w:r>
-        <w:rPr>
-          <w:rtl w:val="0"/>
-        </w:rPr>
-      </w:r>
-    </w:p>
-    <w:p>
-      <w:pPr>
-        <w:spacing w:after="120" w:lineRule="auto"/>
-        <w:jc w:val="both"/>
-        <w:rPr>
-          <w:rFonts w:ascii="Times New Roman" w:cs="Times New Roman" w:eastAsia="Times New Roman" w:hAnsi="Times New Roman"/>
-          <w:i w:val="1"/>
-          <w:sz w:val="24"/>
-          <w:szCs w:val="24"/>
-        </w:rPr>
-      </w:pPr>
-      <w:r>
-        <w:rPr>
-          <w:rFonts w:ascii="Times New Roman" w:cs="Times New Roman" w:eastAsia="Times New Roman" w:hAnsi="Times New Roman"/>
-          <w:b w:val="1"/>
-          <w:sz w:val="24"/>
-          <w:szCs w:val="24"/>
-          <w:rtl w:val="0"/>
-        </w:rPr>
-        <w:t xml:space="preserve">Слава: </w:t>
-      </w:r>
-      <w:r>
-        <w:rPr>
-          <w:rtl w:val="0"/>
-        </w:rPr>
-      </w:r>
-    </w:p>
-    <w:p>
-      <w:pPr>
-        <w:spacing w:after="120" w:lineRule="auto"/>
-        <w:jc w:val="both"/>
-        <w:rPr>
-          <w:rFonts w:ascii="Times New Roman" w:cs="Times New Roman" w:eastAsia="Times New Roman" w:hAnsi="Times New Roman"/>
-          <w:sz w:val="24"/>
-          <w:szCs w:val="24"/>
-        </w:rPr>
-      </w:pPr>
-      <w:r>
-        <w:rPr>
-          <w:rFonts w:ascii="Times New Roman" w:cs="Times New Roman" w:eastAsia="Times New Roman" w:hAnsi="Times New Roman"/>
-          <w:b w:val="1"/>
-          <w:sz w:val="24"/>
-          <w:szCs w:val="24"/>
-          <w:rtl w:val="0"/>
-        </w:rPr>
-        <w:t xml:space="preserve">І нині:</w:t>
-      </w:r>
-      <w:r>
-        <w:rPr>
-          <w:rFonts w:ascii="Times New Roman" w:cs="Times New Roman" w:eastAsia="Times New Roman" w:hAnsi="Times New Roman"/>
-          <w:sz w:val="24"/>
-          <w:szCs w:val="24"/>
-          <w:rtl w:val="0"/>
+        <w:pStyle w:val="Normal"/>
+      </w:pPr>
+      <w:r>
+        <w:rPr>
+          <w:rFonts w:ascii="Times New Roman" w:hAnsi="Times New Roman"/>
+          <w:i/>
+          <w:color w:val="FF0000"/>
+          <w:sz w:val="24"/>
+          <w:highlight w:val="white"/>
+        </w:rPr>
+        <w:t>Тропар (г. 4):</w:t>
+      </w:r>
+      <w:r>
+        <w:rPr>
+          <w:rFonts w:ascii="Times New Roman" w:hAnsi="Times New Roman"/>
+          <w:color w:val="FF0000"/>
+          <w:sz w:val="24"/>
+          <w:highlight w:val="white"/>
         </w:rPr>
         <w:t xml:space="preserve"> </w:t>
       </w:r>
-    </w:p>
-    <w:p>
-      <w:pPr>
-        <w:spacing w:after="120" w:lineRule="auto"/>
-        <w:jc w:val="both"/>
-        <w:rPr>
-          <w:rFonts w:ascii="Times New Roman" w:cs="Times New Roman" w:eastAsia="Times New Roman" w:hAnsi="Times New Roman"/>
-          <w:sz w:val="24"/>
-          <w:szCs w:val="24"/>
-        </w:rPr>
-      </w:pPr>
-      <w:r>
-        <w:rPr>
-          <w:rtl w:val="0"/>
-        </w:rPr>
-      </w:r>
-    </w:p>
-    <w:p>
-      <w:pPr>
-        <w:spacing w:after="120" w:lineRule="auto"/>
-        <w:jc w:val="both"/>
-        <w:rPr>
-          <w:rFonts w:ascii="Times New Roman" w:cs="Times New Roman" w:eastAsia="Times New Roman" w:hAnsi="Times New Roman"/>
-          <w:i w:val="1"/>
-          <w:color w:val="ff0000"/>
-          <w:sz w:val="24"/>
-          <w:szCs w:val="24"/>
-        </w:rPr>
-      </w:pPr>
-      <w:r>
-        <w:rPr>
-          <w:rFonts w:ascii="Times New Roman" w:cs="Times New Roman" w:eastAsia="Times New Roman" w:hAnsi="Times New Roman"/>
-          <w:i w:val="1"/>
-          <w:color w:val="ff0000"/>
-          <w:sz w:val="24"/>
-          <w:szCs w:val="24"/>
-          <w:rtl w:val="0"/>
-        </w:rPr>
-        <w:t xml:space="preserve">По тропарях читає читець чергову катизму, після якої диякон перед св. дверми виголошує:</w:t>
-      </w:r>
-    </w:p>
-    <w:p>
-      <w:pPr>
-        <w:spacing w:after="120" w:lineRule="auto"/>
-        <w:jc w:val="both"/>
-        <w:rPr>
-          <w:rFonts w:ascii="Times New Roman" w:cs="Times New Roman" w:eastAsia="Times New Roman" w:hAnsi="Times New Roman"/>
-          <w:i w:val="1"/>
-          <w:color w:val="000000"/>
-          <w:sz w:val="24"/>
-          <w:szCs w:val="24"/>
-        </w:rPr>
-      </w:pPr>
-      <w:r>
-        <w:rPr>
-          <w:rtl w:val="0"/>
-        </w:rPr>
-      </w:r>
+      <w:r>
+        <w:rPr>
+          <w:rFonts w:ascii="Times New Roman" w:hAnsi="Times New Roman"/>
+          <w:sz w:val="24"/>
+          <w:highlight w:val="white"/>
+        </w:rPr>
+        <w:t>Мученики Твої, Господи,* у стражданнях своїх прийняли вінці нетлінні від Тебе, Бога нашого.* Мавши бо кріпость Твою, вони мучителів подолали,* сокрушили і демонів зухвальства безсильні.* їх молитвами спаси душі наші.</w:t>
+      </w:r>
+    </w:p>
+    <w:p>
+      <w:pPr>
+        <w:pStyle w:val="a"/>
+      </w:pPr>
+      <w:r>
+        <w:rPr>
+          <w:rFonts w:ascii="Times New Roman" w:hAnsi="Times New Roman"/>
+          <w:b/>
+          <w:sz w:val="24"/>
+        </w:rPr>
+        <w:t xml:space="preserve">Слава, і нині: </w:t>
+      </w:r>
+      <w:r>
+        <w:rPr>
+          <w:rFonts w:ascii="Times New Roman" w:hAnsi="Times New Roman"/>
+          <w:i/>
+          <w:color w:val="FF0000"/>
+          <w:sz w:val="24"/>
+        </w:rPr>
+        <w:t xml:space="preserve">Богородичний (г. 4): </w:t>
+      </w:r>
+      <w:r>
+        <w:rPr>
+          <w:rFonts w:ascii="Times New Roman" w:hAnsi="Times New Roman"/>
+          <w:sz w:val="24"/>
+        </w:rPr>
+        <w:t>Ти вища від усіх створінь, Богородице,* тож, не вміючи достойно тебе оспівувати,* молимось: Ласкаво помилуй нас!</w:t>
+      </w:r>
+    </w:p>
+    <w:p>
+      <w:pPr>
+        <w:pStyle w:val="a"/>
+      </w:pPr>
     </w:p>
     <w:p>
       <w:pPr>
@@ -11411,33 +11208,19 @@
       </w:pPr>
       <w:r>
         <w:rPr>
-          <w:rFonts w:ascii="Times New Roman" w:cs="Times New Roman" w:eastAsia="Times New Roman" w:hAnsi="Times New Roman"/>
-          <w:i w:val="1"/>
-          <w:color w:val="ff0000"/>
-          <w:sz w:val="24"/>
-          <w:szCs w:val="24"/>
-          <w:rtl w:val="0"/>
-        </w:rPr>
-        <w:t xml:space="preserve">Священик: </w:t>
-      </w:r>
-      <w:r>
-        <w:rPr>
-          <w:rFonts w:ascii="Times New Roman" w:cs="Times New Roman" w:eastAsia="Times New Roman" w:hAnsi="Times New Roman"/>
-          <w:color w:val="000000"/>
-          <w:sz w:val="24"/>
-          <w:szCs w:val="24"/>
-          <w:rtl w:val="0"/>
-        </w:rPr>
-        <w:t xml:space="preserve">Бо Твоя влада і Твоє єсть царство і сила, і слава Отця, і Сина, і Святого Духа</w:t>
-      </w:r>
-      <w:r>
-        <w:rPr>
-          <w:rFonts w:ascii="Times New Roman" w:cs="Times New Roman" w:eastAsia="Times New Roman" w:hAnsi="Times New Roman"/>
-          <w:sz w:val="24"/>
-          <w:szCs w:val="24"/>
-          <w:rtl w:val="0"/>
-        </w:rPr>
-        <w:t xml:space="preserve">, нині і повсякчас, і на віки віків.</w:t>
+          <w:rFonts w:ascii="Times New Roman" w:hAnsi="Times New Roman"/>
+          <w:i/>
+          <w:color w:val="FF4400"/>
+          <w:sz w:val="24"/>
+        </w:rPr>
+        <w:t>Священик:</w:t>
+      </w:r>
+      <w:r>
+        <w:rPr>
+          <w:rFonts w:ascii="Times New Roman" w:hAnsi="Times New Roman"/>
+          <w:sz w:val="24"/>
+        </w:rPr>
+        <w:t xml:space="preserve"> Бо Твоя влада і Твоє єсть царство і сила, і слава Отця, і Сина, і Святого Духа, нині і повсякчас, і на віки віків.</w:t>
       </w:r>
     </w:p>
     <w:p>
@@ -11885,33 +11668,19 @@
       </w:pPr>
       <w:r>
         <w:rPr>
-          <w:rFonts w:ascii="Times New Roman" w:cs="Times New Roman" w:eastAsia="Times New Roman" w:hAnsi="Times New Roman"/>
-          <w:i w:val="1"/>
-          <w:color w:val="ff0000"/>
-          <w:sz w:val="24"/>
-          <w:szCs w:val="24"/>
-          <w:rtl w:val="0"/>
-        </w:rPr>
-        <w:t xml:space="preserve">Священик: </w:t>
-      </w:r>
-      <w:r>
-        <w:rPr>
-          <w:rFonts w:ascii="Times New Roman" w:cs="Times New Roman" w:eastAsia="Times New Roman" w:hAnsi="Times New Roman"/>
-          <w:color w:val="000000"/>
-          <w:sz w:val="24"/>
-          <w:szCs w:val="24"/>
-          <w:rtl w:val="0"/>
-        </w:rPr>
-        <w:t xml:space="preserve">Бо Ти благий і Чоловіколюбець Бог єси і Тобі славу возсилаємо Отцю, і Сину, і Святому Духові</w:t>
-      </w:r>
-      <w:r>
-        <w:rPr>
-          <w:rFonts w:ascii="Times New Roman" w:cs="Times New Roman" w:eastAsia="Times New Roman" w:hAnsi="Times New Roman"/>
-          <w:sz w:val="24"/>
-          <w:szCs w:val="24"/>
-          <w:rtl w:val="0"/>
-        </w:rPr>
-        <w:t xml:space="preserve">, нині і повсякчас, і на віки віків.</w:t>
+          <w:rFonts w:ascii="Times New Roman" w:hAnsi="Times New Roman"/>
+          <w:i/>
+          <w:color w:val="FF4400"/>
+          <w:sz w:val="24"/>
+        </w:rPr>
+        <w:t>Священик:</w:t>
+      </w:r>
+      <w:r>
+        <w:rPr>
+          <w:rFonts w:ascii="Times New Roman" w:hAnsi="Times New Roman"/>
+          <w:sz w:val="24"/>
+        </w:rPr>
+        <w:t xml:space="preserve"> Бо Ти благий і Чоловіколюбець Бог єси і Тобі славу возсилаємо Отцю, і Сину, і Святому Духові, нині і повсякчас, і на віки віків.</w:t>
       </w:r>
     </w:p>
     <w:p>
@@ -12885,33 +12654,19 @@
       </w:pPr>
       <w:r>
         <w:rPr>
-          <w:rFonts w:ascii="Times New Roman" w:cs="Times New Roman" w:eastAsia="Times New Roman" w:hAnsi="Times New Roman"/>
-          <w:i w:val="1"/>
-          <w:color w:val="ff0000"/>
-          <w:sz w:val="24"/>
-          <w:szCs w:val="24"/>
-          <w:rtl w:val="0"/>
-        </w:rPr>
-        <w:t xml:space="preserve">Священик: </w:t>
-      </w:r>
-      <w:r>
-        <w:rPr>
-          <w:rFonts w:ascii="Times New Roman" w:cs="Times New Roman" w:eastAsia="Times New Roman" w:hAnsi="Times New Roman"/>
-          <w:color w:val="000000"/>
-          <w:sz w:val="24"/>
-          <w:szCs w:val="24"/>
-          <w:rtl w:val="0"/>
-        </w:rPr>
-        <w:t xml:space="preserve">Бо Ти Бог наш і Тобі славу возсилаємо: Отцю, і Сину, і Святому Духові</w:t>
-      </w:r>
-      <w:r>
-        <w:rPr>
-          <w:rFonts w:ascii="Times New Roman" w:cs="Times New Roman" w:eastAsia="Times New Roman" w:hAnsi="Times New Roman"/>
-          <w:sz w:val="24"/>
-          <w:szCs w:val="24"/>
-          <w:rtl w:val="0"/>
-        </w:rPr>
-        <w:t xml:space="preserve">, нині і повсякчас, і на віки віків.</w:t>
+          <w:rFonts w:ascii="Times New Roman" w:hAnsi="Times New Roman"/>
+          <w:i/>
+          <w:color w:val="FF4400"/>
+          <w:sz w:val="24"/>
+        </w:rPr>
+        <w:t>Священик:</w:t>
+      </w:r>
+      <w:r>
+        <w:rPr>
+          <w:rFonts w:ascii="Times New Roman" w:hAnsi="Times New Roman"/>
+          <w:sz w:val="24"/>
+        </w:rPr>
+        <w:t xml:space="preserve"> Бо Ти Бог наш і Тобі славу возсилаємо: Отцю, і Сину, і Святому Духові, нині і повсякчас, і на віки віків.</w:t>
       </w:r>
     </w:p>
     <w:p>
@@ -13268,33 +13023,19 @@
       </w:pPr>
       <w:r>
         <w:rPr>
-          <w:rFonts w:ascii="Times New Roman" w:cs="Times New Roman" w:eastAsia="Times New Roman" w:hAnsi="Times New Roman"/>
-          <w:i w:val="1"/>
-          <w:color w:val="ff0000"/>
-          <w:sz w:val="24"/>
-          <w:szCs w:val="24"/>
-          <w:rtl w:val="0"/>
-        </w:rPr>
-        <w:t xml:space="preserve">Священик: </w:t>
-      </w:r>
-      <w:r>
-        <w:rPr>
-          <w:rFonts w:ascii="Times New Roman" w:cs="Times New Roman" w:eastAsia="Times New Roman" w:hAnsi="Times New Roman"/>
-          <w:color w:val="000000"/>
-          <w:sz w:val="24"/>
-          <w:szCs w:val="24"/>
-          <w:rtl w:val="0"/>
-        </w:rPr>
-        <w:t xml:space="preserve">Бо Ти цар миру і Спас душ наших і Тобі славу возсилаємо: Отцю, і Сину, і Святому Духові</w:t>
-      </w:r>
-      <w:r>
-        <w:rPr>
-          <w:rFonts w:ascii="Times New Roman" w:cs="Times New Roman" w:eastAsia="Times New Roman" w:hAnsi="Times New Roman"/>
-          <w:sz w:val="24"/>
-          <w:szCs w:val="24"/>
-          <w:rtl w:val="0"/>
-        </w:rPr>
-        <w:t xml:space="preserve">, нині і повсякчас, і на віки віків.</w:t>
+          <w:rFonts w:ascii="Times New Roman" w:hAnsi="Times New Roman"/>
+          <w:i/>
+          <w:color w:val="FF4400"/>
+          <w:sz w:val="24"/>
+        </w:rPr>
+        <w:t>Священик:</w:t>
+      </w:r>
+      <w:r>
+        <w:rPr>
+          <w:rFonts w:ascii="Times New Roman" w:hAnsi="Times New Roman"/>
+          <w:sz w:val="24"/>
+        </w:rPr>
+        <w:t xml:space="preserve"> Бо Ти цар миру і Спас душ наших і Тобі славу возсилаємо: Отцю, і Сину, і Святому Духові, нині і повсякчас, і на віки віків.</w:t>
       </w:r>
     </w:p>
     <w:p>
@@ -14193,33 +13934,19 @@
       </w:pPr>
       <w:r>
         <w:rPr>
-          <w:rFonts w:ascii="Times New Roman" w:cs="Times New Roman" w:eastAsia="Times New Roman" w:hAnsi="Times New Roman"/>
-          <w:i w:val="1"/>
-          <w:color w:val="ff0000"/>
-          <w:sz w:val="24"/>
-          <w:szCs w:val="24"/>
-          <w:rtl w:val="0"/>
-        </w:rPr>
-        <w:t xml:space="preserve">Священик: </w:t>
-      </w:r>
-      <w:r>
-        <w:rPr>
-          <w:rFonts w:ascii="Times New Roman" w:cs="Times New Roman" w:eastAsia="Times New Roman" w:hAnsi="Times New Roman"/>
-          <w:color w:val="000000"/>
-          <w:sz w:val="24"/>
-          <w:szCs w:val="24"/>
-          <w:rtl w:val="0"/>
-        </w:rPr>
-        <w:t xml:space="preserve">Бо Тебе хвалять усі сили небесні і Тобі славу возсилаємо: Отцю, і Сину, і Святому Духові</w:t>
-      </w:r>
-      <w:r>
-        <w:rPr>
-          <w:rFonts w:ascii="Times New Roman" w:cs="Times New Roman" w:eastAsia="Times New Roman" w:hAnsi="Times New Roman"/>
-          <w:sz w:val="24"/>
-          <w:szCs w:val="24"/>
-          <w:rtl w:val="0"/>
-        </w:rPr>
-        <w:t xml:space="preserve">, нині і повсякчас, і на віки віків.</w:t>
+          <w:rFonts w:ascii="Times New Roman" w:hAnsi="Times New Roman"/>
+          <w:i/>
+          <w:color w:val="FF4400"/>
+          <w:sz w:val="24"/>
+        </w:rPr>
+        <w:t>Священик:</w:t>
+      </w:r>
+      <w:r>
+        <w:rPr>
+          <w:rFonts w:ascii="Times New Roman" w:hAnsi="Times New Roman"/>
+          <w:sz w:val="24"/>
+        </w:rPr>
+        <w:t xml:space="preserve"> Бо Тебе хвалять усі сили небесні і Тобі славу возсилаємо: Отцю, і Сину, і Святому Духові, нині і повсякчас, і на віки віків.</w:t>
       </w:r>
     </w:p>
     <w:p>
@@ -15133,21 +14860,17 @@
       </w:pPr>
       <w:r>
         <w:rPr>
-          <w:rFonts w:ascii="Times New Roman" w:cs="Times New Roman" w:eastAsia="Times New Roman" w:hAnsi="Times New Roman"/>
-          <w:i w:val="1"/>
-          <w:color w:val="ff0000"/>
-          <w:sz w:val="24"/>
-          <w:szCs w:val="24"/>
-          <w:rtl w:val="0"/>
-        </w:rPr>
-        <w:t xml:space="preserve">Священик:</w:t>
-      </w:r>
-      <w:r>
-        <w:rPr>
-          <w:rFonts w:ascii="Times New Roman" w:cs="Times New Roman" w:eastAsia="Times New Roman" w:hAnsi="Times New Roman"/>
-          <w:sz w:val="24"/>
-          <w:szCs w:val="24"/>
-          <w:rtl w:val="0"/>
+          <w:rFonts w:ascii="Times New Roman" w:hAnsi="Times New Roman"/>
+          <w:i/>
+          <w:color w:val="FF4400"/>
+          <w:sz w:val="24"/>
+        </w:rPr>
+        <w:t>Священик:</w:t>
+      </w:r>
+      <w:r>
+        <w:rPr>
+          <w:rFonts w:ascii="Times New Roman" w:hAnsi="Times New Roman"/>
+          <w:sz w:val="24"/>
         </w:rPr>
         <w:t xml:space="preserve"> Слава тобі, що Світло нам показав!</w:t>
       </w:r>
@@ -16264,14 +15987,41 @@
       </w:pPr>
       <w:r>
         <w:rPr>
-          <w:rFonts w:ascii="Times New Roman" w:cs="Times New Roman" w:eastAsia="Times New Roman" w:hAnsi="Times New Roman"/>
-          <w:i w:val="1"/>
-          <w:color w:val="ff0000"/>
-          <w:sz w:val="24"/>
-          <w:szCs w:val="24"/>
-          <w:rtl w:val="0"/>
-        </w:rPr>
-        <w:t xml:space="preserve">Священик:</w:t>
+          <w:rFonts w:ascii="Times New Roman" w:hAnsi="Times New Roman"/>
+          <w:i/>
+          <w:color w:val="FF4400"/>
+          <w:sz w:val="24"/>
+        </w:rPr>
+        <w:t>Священик:</w:t>
+      </w:r>
+      <w:r>
+        <w:rPr>
+          <w:rFonts w:ascii="Times New Roman" w:hAnsi="Times New Roman"/>
+          <w:sz w:val="24"/>
+        </w:rPr>
+        <w:t xml:space="preserve"> Бо ти Бог милости, ласк і чоловіколюбности, і тобі славу віддаємо: Отцю, і Сину, і Святому Духові, нині і повсякчас, і на віки віків.</w:t>
+      </w:r>
+    </w:p>
+    <w:p>
+      <w:pPr>
+        <w:spacing w:after="120" w:lineRule="auto"/>
+        <w:jc w:val="both"/>
+        <w:rPr>
+          <w:rFonts w:ascii="Times New Roman" w:cs="Times New Roman" w:eastAsia="Times New Roman" w:hAnsi="Times New Roman"/>
+          <w:sz w:val="24"/>
+          <w:szCs w:val="24"/>
+        </w:rPr>
+      </w:pPr>
+      <w:r>
+        <w:rPr>
+          <w:rFonts w:ascii="Times New Roman" w:cs="Times New Roman" w:eastAsia="Times New Roman" w:hAnsi="Times New Roman"/>
+          <w:i w:val="1"/>
+          <w:color w:val="ff0000"/>
+          <w:sz w:val="24"/>
+          <w:szCs w:val="24"/>
+          <w:rtl w:val="0"/>
+        </w:rPr>
+        <w:t xml:space="preserve">Вірні:</w:t>
       </w:r>
       <w:r>
         <w:rPr>
@@ -16290,47 +16040,6 @@
           <w:szCs w:val="24"/>
           <w:rtl w:val="0"/>
         </w:rPr>
-        <w:t xml:space="preserve">Бо ти Бог милости, ласк і чоловіколюбности, і тобі славу віддаємо: Отцю, і Сину, і Святому Духові, нині і повсякчас, і на віки віків.</w:t>
-      </w:r>
-    </w:p>
-    <w:p>
-      <w:pPr>
-        <w:spacing w:after="120" w:lineRule="auto"/>
-        <w:jc w:val="both"/>
-        <w:rPr>
-          <w:rFonts w:ascii="Times New Roman" w:cs="Times New Roman" w:eastAsia="Times New Roman" w:hAnsi="Times New Roman"/>
-          <w:sz w:val="24"/>
-          <w:szCs w:val="24"/>
-        </w:rPr>
-      </w:pPr>
-      <w:r>
-        <w:rPr>
-          <w:rFonts w:ascii="Times New Roman" w:cs="Times New Roman" w:eastAsia="Times New Roman" w:hAnsi="Times New Roman"/>
-          <w:i w:val="1"/>
-          <w:color w:val="ff0000"/>
-          <w:sz w:val="24"/>
-          <w:szCs w:val="24"/>
-          <w:rtl w:val="0"/>
-        </w:rPr>
-        <w:t xml:space="preserve">Вірні:</w:t>
-      </w:r>
-      <w:r>
-        <w:rPr>
-          <w:rFonts w:ascii="Times New Roman" w:cs="Times New Roman" w:eastAsia="Times New Roman" w:hAnsi="Times New Roman"/>
-          <w:color w:val="ff0000"/>
-          <w:sz w:val="24"/>
-          <w:szCs w:val="24"/>
-          <w:rtl w:val="0"/>
-        </w:rPr>
-        <w:t xml:space="preserve"> </w:t>
-      </w:r>
-      <w:r>
-        <w:rPr>
-          <w:rFonts w:ascii="Times New Roman" w:cs="Times New Roman" w:eastAsia="Times New Roman" w:hAnsi="Times New Roman"/>
-          <w:sz w:val="24"/>
-          <w:szCs w:val="24"/>
-          <w:rtl w:val="0"/>
-        </w:rPr>
         <w:t xml:space="preserve">Амінь.</w:t>
       </w:r>
     </w:p>
@@ -16346,21 +16055,17 @@
       </w:pPr>
       <w:r>
         <w:rPr>
-          <w:rFonts w:ascii="Times New Roman" w:cs="Times New Roman" w:eastAsia="Times New Roman" w:hAnsi="Times New Roman"/>
-          <w:i w:val="1"/>
-          <w:color w:val="ff0000"/>
-          <w:sz w:val="24"/>
-          <w:szCs w:val="24"/>
-          <w:rtl w:val="0"/>
-        </w:rPr>
-        <w:t xml:space="preserve">Священик:</w:t>
-      </w:r>
-      <w:r>
-        <w:rPr>
-          <w:rFonts w:ascii="Times New Roman" w:cs="Times New Roman" w:eastAsia="Times New Roman" w:hAnsi="Times New Roman"/>
-          <w:sz w:val="24"/>
-          <w:szCs w:val="24"/>
-          <w:rtl w:val="0"/>
+          <w:rFonts w:ascii="Times New Roman" w:hAnsi="Times New Roman"/>
+          <w:i/>
+          <w:color w:val="FF4400"/>
+          <w:sz w:val="24"/>
+        </w:rPr>
+        <w:t>Священик:</w:t>
+      </w:r>
+      <w:r>
+        <w:rPr>
+          <w:rFonts w:ascii="Times New Roman" w:hAnsi="Times New Roman"/>
+          <w:sz w:val="24"/>
         </w:rPr>
         <w:t xml:space="preserve"> Мир всім.</w:t>
       </w:r>
@@ -17103,21 +16808,17 @@
       </w:pPr>
       <w:r>
         <w:rPr>
-          <w:rFonts w:ascii="Times New Roman" w:cs="Times New Roman" w:eastAsia="Times New Roman" w:hAnsi="Times New Roman"/>
-          <w:i w:val="1"/>
-          <w:color w:val="ff0000"/>
-          <w:sz w:val="24"/>
-          <w:szCs w:val="24"/>
-          <w:rtl w:val="0"/>
-        </w:rPr>
-        <w:t xml:space="preserve">Священик:</w:t>
-      </w:r>
-      <w:r>
-        <w:rPr>
-          <w:rFonts w:ascii="Times New Roman" w:cs="Times New Roman" w:eastAsia="Times New Roman" w:hAnsi="Times New Roman"/>
-          <w:sz w:val="24"/>
-          <w:szCs w:val="24"/>
-          <w:rtl w:val="0"/>
+          <w:rFonts w:ascii="Times New Roman" w:hAnsi="Times New Roman"/>
+          <w:i/>
+          <w:color w:val="FF4400"/>
+          <w:sz w:val="24"/>
+        </w:rPr>
+        <w:t>Священик:</w:t>
+      </w:r>
+      <w:r>
+        <w:rPr>
+          <w:rFonts w:ascii="Times New Roman" w:hAnsi="Times New Roman"/>
+          <w:sz w:val="24"/>
         </w:rPr>
         <w:t xml:space="preserve"> Бо твоє є царство, і сила, і слава, Отця, і Сина, і Святого Духа, нині і повсякчас, і на віки віків.</w:t>
       </w:r>
@@ -17216,35 +16917,69 @@
     </w:p>
     <w:p>
       <w:pPr>
-        <w:spacing w:after="120" w:lineRule="auto"/>
-        <w:jc w:val="both"/>
-        <w:rPr>
-          <w:rFonts w:ascii="Times New Roman" w:cs="Times New Roman" w:eastAsia="Times New Roman" w:hAnsi="Times New Roman"/>
-          <w:sz w:val="24"/>
-          <w:szCs w:val="24"/>
-        </w:rPr>
-      </w:pPr>
-      <w:r>
-        <w:rPr>
-          <w:rtl w:val="0"/>
-        </w:rPr>
-      </w:r>
-    </w:p>
-    <w:p>
-      <w:pPr>
-        <w:spacing w:after="120" w:lineRule="auto"/>
-        <w:jc w:val="both"/>
-        <w:rPr>
-          <w:rFonts w:ascii="Times New Roman" w:cs="Times New Roman" w:eastAsia="Times New Roman" w:hAnsi="Times New Roman"/>
-          <w:sz w:val="24"/>
-          <w:szCs w:val="24"/>
-        </w:rPr>
-      </w:pPr>
-      <w:r>
-        <w:rPr>
-          <w:rtl w:val="0"/>
-        </w:rPr>
-      </w:r>
+        <w:pStyle w:val="Normal"/>
+      </w:pPr>
+      <w:r>
+        <w:rPr>
+          <w:rFonts w:ascii="Times New Roman" w:hAnsi="Times New Roman"/>
+          <w:i/>
+          <w:color w:val="FF0000"/>
+          <w:sz w:val="24"/>
+          <w:highlight w:val="white"/>
+        </w:rPr>
+        <w:t>Тропар (г. 4):</w:t>
+      </w:r>
+      <w:r>
+        <w:rPr>
+          <w:rFonts w:ascii="Times New Roman" w:hAnsi="Times New Roman"/>
+          <w:color w:val="FF0000"/>
+          <w:sz w:val="24"/>
+          <w:highlight w:val="white"/>
+        </w:rPr>
+        <w:t xml:space="preserve"> </w:t>
+      </w:r>
+      <w:r>
+        <w:rPr>
+          <w:rFonts w:ascii="Times New Roman" w:hAnsi="Times New Roman"/>
+          <w:sz w:val="24"/>
+          <w:highlight w:val="white"/>
+        </w:rPr>
+        <w:t>Мученики Твої, Господи,* у стражданнях своїх прийняли вінці нетлінні від Тебе, Бога нашого.* Мавши бо кріпость Твою, вони мучителів подолали,* сокрушили і демонів зухвальства безсильні.* їх молитвами спаси душі наші.</w:t>
+      </w:r>
+    </w:p>
+    <w:p>
+      <w:pPr>
+        <w:pStyle w:val="a"/>
+      </w:pPr>
+      <w:r>
+        <w:rPr>
+          <w:rFonts w:ascii="Times New Roman" w:hAnsi="Times New Roman"/>
+          <w:b/>
+          <w:sz w:val="24"/>
+        </w:rPr>
+        <w:t xml:space="preserve">Слава, і нині: </w:t>
+      </w:r>
+      <w:r>
+        <w:rPr>
+          <w:rFonts w:ascii="Times New Roman" w:hAnsi="Times New Roman"/>
+          <w:i/>
+          <w:color w:val="FF0000"/>
+          <w:sz w:val="24"/>
+        </w:rPr>
+        <w:t xml:space="preserve">Богородичний (г. 4): </w:t>
+      </w:r>
+      <w:r>
+        <w:rPr>
+          <w:rFonts w:ascii="Times New Roman" w:hAnsi="Times New Roman"/>
+          <w:sz w:val="24"/>
+        </w:rPr>
+        <w:t>Ти вища від усіх створінь, Богородице,* тож, не вміючи достойно тебе оспівувати,* молимось: Ласкаво помилуй нас!</w:t>
+      </w:r>
+    </w:p>
+    <w:p>
+      <w:pPr>
+        <w:pStyle w:val="a"/>
+      </w:pPr>
     </w:p>
     <w:p>
       <w:pPr>
@@ -17680,21 +17415,17 @@
       </w:pPr>
       <w:r>
         <w:rPr>
-          <w:rFonts w:ascii="Times New Roman" w:cs="Times New Roman" w:eastAsia="Times New Roman" w:hAnsi="Times New Roman"/>
-          <w:i w:val="1"/>
-          <w:color w:val="ff0000"/>
-          <w:sz w:val="24"/>
-          <w:szCs w:val="24"/>
-          <w:rtl w:val="0"/>
-        </w:rPr>
-        <w:t xml:space="preserve">Священик:</w:t>
-      </w:r>
-      <w:r>
-        <w:rPr>
-          <w:rFonts w:ascii="Times New Roman" w:cs="Times New Roman" w:eastAsia="Times New Roman" w:hAnsi="Times New Roman"/>
-          <w:sz w:val="24"/>
-          <w:szCs w:val="24"/>
-          <w:rtl w:val="0"/>
+          <w:rFonts w:ascii="Times New Roman" w:hAnsi="Times New Roman"/>
+          <w:i/>
+          <w:color w:val="FF4400"/>
+          <w:sz w:val="24"/>
+        </w:rPr>
+        <w:t>Священик:</w:t>
+      </w:r>
+      <w:r>
+        <w:rPr>
+          <w:rFonts w:ascii="Times New Roman" w:hAnsi="Times New Roman"/>
+          <w:sz w:val="24"/>
         </w:rPr>
         <w:t xml:space="preserve"> Бо милостивий і чоловіколюбець Бог єси, і тобі славу возсилаємо, Отцю, і Сину, і Святому Духові, нині і повсякчас, і на віки віків.</w:t>
       </w:r>
@@ -17846,14 +17577,41 @@
       </w:pPr>
       <w:r>
         <w:rPr>
-          <w:rFonts w:ascii="Times New Roman" w:cs="Times New Roman" w:eastAsia="Times New Roman" w:hAnsi="Times New Roman"/>
-          <w:i w:val="1"/>
-          <w:color w:val="ff0000"/>
-          <w:sz w:val="24"/>
-          <w:szCs w:val="24"/>
-          <w:rtl w:val="0"/>
-        </w:rPr>
-        <w:t xml:space="preserve">Священик:</w:t>
+          <w:rFonts w:ascii="Times New Roman" w:hAnsi="Times New Roman"/>
+          <w:i/>
+          <w:color w:val="FF4400"/>
+          <w:sz w:val="24"/>
+        </w:rPr>
+        <w:t>Священик:</w:t>
+      </w:r>
+      <w:r>
+        <w:rPr>
+          <w:rFonts w:ascii="Times New Roman" w:hAnsi="Times New Roman"/>
+          <w:sz w:val="24"/>
+        </w:rPr>
+        <w:t xml:space="preserve"> Слава тобі, Христе Боже, надіє наша, слава тобі!</w:t>
+      </w:r>
+    </w:p>
+    <w:p>
+      <w:pPr>
+        <w:spacing w:after="120" w:lineRule="auto"/>
+        <w:jc w:val="both"/>
+        <w:rPr>
+          <w:rFonts w:ascii="Times New Roman" w:cs="Times New Roman" w:eastAsia="Times New Roman" w:hAnsi="Times New Roman"/>
+          <w:sz w:val="24"/>
+          <w:szCs w:val="24"/>
+        </w:rPr>
+      </w:pPr>
+      <w:r>
+        <w:rPr>
+          <w:rFonts w:ascii="Times New Roman" w:cs="Times New Roman" w:eastAsia="Times New Roman" w:hAnsi="Times New Roman"/>
+          <w:i w:val="1"/>
+          <w:color w:val="ff0000"/>
+          <w:sz w:val="24"/>
+          <w:szCs w:val="24"/>
+          <w:rtl w:val="0"/>
+        </w:rPr>
+        <w:t xml:space="preserve">Вірні:</w:t>
       </w:r>
       <w:r>
         <w:rPr>
@@ -17872,47 +17630,6 @@
           <w:szCs w:val="24"/>
           <w:rtl w:val="0"/>
         </w:rPr>
-        <w:t xml:space="preserve">Слава тобі, Христе Боже, надіє наша, слава тобі!</w:t>
-      </w:r>
-    </w:p>
-    <w:p>
-      <w:pPr>
-        <w:spacing w:after="120" w:lineRule="auto"/>
-        <w:jc w:val="both"/>
-        <w:rPr>
-          <w:rFonts w:ascii="Times New Roman" w:cs="Times New Roman" w:eastAsia="Times New Roman" w:hAnsi="Times New Roman"/>
-          <w:sz w:val="24"/>
-          <w:szCs w:val="24"/>
-        </w:rPr>
-      </w:pPr>
-      <w:r>
-        <w:rPr>
-          <w:rFonts w:ascii="Times New Roman" w:cs="Times New Roman" w:eastAsia="Times New Roman" w:hAnsi="Times New Roman"/>
-          <w:i w:val="1"/>
-          <w:color w:val="ff0000"/>
-          <w:sz w:val="24"/>
-          <w:szCs w:val="24"/>
-          <w:rtl w:val="0"/>
-        </w:rPr>
-        <w:t xml:space="preserve">Вірні:</w:t>
-      </w:r>
-      <w:r>
-        <w:rPr>
-          <w:rFonts w:ascii="Times New Roman" w:cs="Times New Roman" w:eastAsia="Times New Roman" w:hAnsi="Times New Roman"/>
-          <w:color w:val="ff0000"/>
-          <w:sz w:val="24"/>
-          <w:szCs w:val="24"/>
-          <w:rtl w:val="0"/>
-        </w:rPr>
-        <w:t xml:space="preserve"> </w:t>
-      </w:r>
-      <w:r>
-        <w:rPr>
-          <w:rFonts w:ascii="Times New Roman" w:cs="Times New Roman" w:eastAsia="Times New Roman" w:hAnsi="Times New Roman"/>
-          <w:sz w:val="24"/>
-          <w:szCs w:val="24"/>
-          <w:rtl w:val="0"/>
-        </w:rPr>
         <w:t xml:space="preserve">Слава Отцю і Сину, і Святому Духові, і нині і повсякчас, і на віки віків. Амінь. Господи, помилуй </w:t>
       </w:r>
       <w:r>
@@ -17947,64 +17664,37 @@
       </w:r>
     </w:p>
     <w:p>
-      <w:pPr>
-        <w:spacing w:after="120" w:lineRule="auto"/>
-        <w:jc w:val="both"/>
-        <w:rPr>
-          <w:rFonts w:ascii="Times New Roman" w:cs="Times New Roman" w:eastAsia="Times New Roman" w:hAnsi="Times New Roman"/>
-          <w:sz w:val="24"/>
-          <w:szCs w:val="24"/>
-        </w:rPr>
-      </w:pPr>
-      <w:r>
-        <w:rPr>
-          <w:rFonts w:ascii="Times New Roman" w:cs="Times New Roman" w:eastAsia="Times New Roman" w:hAnsi="Times New Roman"/>
-          <w:i w:val="1"/>
-          <w:color w:val="ff0000"/>
-          <w:sz w:val="24"/>
-          <w:szCs w:val="24"/>
-          <w:rtl w:val="0"/>
-        </w:rPr>
-        <w:t xml:space="preserve">Священик:</w:t>
-      </w:r>
-      <w:r>
-        <w:rPr>
-          <w:rFonts w:ascii="Times New Roman" w:cs="Times New Roman" w:eastAsia="Times New Roman" w:hAnsi="Times New Roman"/>
-          <w:color w:val="ff0000"/>
-          <w:sz w:val="24"/>
-          <w:szCs w:val="24"/>
-          <w:rtl w:val="0"/>
-        </w:rPr>
-        <w:t xml:space="preserve"> </w:t>
-      </w:r>
-      <w:r>
-        <w:rPr>
-          <w:rFonts w:ascii="Times New Roman" w:cs="Times New Roman" w:eastAsia="Times New Roman" w:hAnsi="Times New Roman"/>
-          <w:sz w:val="24"/>
-          <w:szCs w:val="24"/>
-          <w:rtl w:val="0"/>
-        </w:rPr>
-        <w:t xml:space="preserve">Христос, істинний Бог наш, молитвами пречистої своєї Матері, святих, славних і всехвальних апостолів, святого отця нашого Миколая, архиєпископа Мирлікійського, чудотворця, і святого (</w:t>
-      </w:r>
-      <w:r>
-        <w:rPr>
-          <w:rFonts w:ascii="Times New Roman" w:cs="Times New Roman" w:eastAsia="Times New Roman" w:hAnsi="Times New Roman"/>
-          <w:i w:val="1"/>
-          <w:color w:val="ff0000"/>
-          <w:sz w:val="24"/>
-          <w:szCs w:val="24"/>
-          <w:rtl w:val="0"/>
-        </w:rPr>
-        <w:t xml:space="preserve">ім'я, якого є храм</w:t>
-      </w:r>
-      <w:r>
-        <w:rPr>
-          <w:rFonts w:ascii="Times New Roman" w:cs="Times New Roman" w:eastAsia="Times New Roman" w:hAnsi="Times New Roman"/>
-          <w:sz w:val="24"/>
-          <w:szCs w:val="24"/>
-          <w:rtl w:val="0"/>
-        </w:rPr>
-        <w:t xml:space="preserve">), і святого …, і всіх святих, помилує і спасе нас, як благий і чоловіколюбець.</w:t>
+      <w:r>
+        <w:rPr>
+          <w:rFonts w:ascii="Times New Roman" w:hAnsi="Times New Roman"/>
+          <w:i/>
+          <w:color w:val="FF4400"/>
+          <w:sz w:val="24"/>
+        </w:rPr>
+        <w:t>Священик:</w:t>
+      </w:r>
+      <w:r>
+        <w:rPr>
+          <w:rFonts w:ascii="Times New Roman" w:hAnsi="Times New Roman"/>
+          <w:sz w:val="24"/>
+        </w:rPr>
+        <w:t xml:space="preserve"> Христос, істинний Бог наш, молитвами пречистої своєї Матері, святого отця нашого Миколая, архиєпископа, мирлікійського чудотворця, святих, славних і всехвальних апостолів, святого, </w:t>
+      </w:r>
+      <w:r>
+        <w:rPr>
+          <w:rFonts w:ascii="Times New Roman" w:hAnsi="Times New Roman"/>
+          <w:i/>
+          <w:color w:val="FF4400"/>
+          <w:sz w:val="24"/>
+        </w:rPr>
+        <w:t>якого є храм</w:t>
+      </w:r>
+      <w:r>
+        <w:rPr>
+          <w:rFonts w:ascii="Times New Roman" w:hAnsi="Times New Roman"/>
+          <w:sz w:val="24"/>
+        </w:rPr>
+        <w:t>, віднайдення чесних мощів святих мучеників, що в Євгенії, і всіх святих, помилує і спасе нас, як благий і чоловіколюбець.</w:t>
       </w:r>
     </w:p>
     <w:p>
